--- a/docs/downloads/gerrid-setzer/تم/doc_0171.docx
+++ b/docs/downloads/gerrid-setzer/تم/doc_0171.docx
@@ -1,404 +1,2436 @@
 
 <file path=word/document.xml><?xml version="1.0" encoding="utf-8"?>
-<w:document xmlns:wpc="http://schemas.microsoft.com/office/word/2010/wordprocessingCanvas" xmlns:cx="http://schemas.microsoft.com/office/drawing/2014/chartex" xmlns:cx1="http://schemas.microsoft.com/office/drawing/2015/9/8/chartex" xmlns:cx2="http://schemas.microsoft.com/office/drawing/2015/10/21/chartex" xmlns:cx3="http://schemas.microsoft.com/office/drawing/2016/5/9/chartex" xmlns:cx4="http://schemas.microsoft.com/office/drawing/2016/5/10/chartex" xmlns:cx5="http://schemas.microsoft.com/office/drawing/2016/5/11/chartex" xmlns:cx6="http://schemas.microsoft.com/office/drawing/2016/5/12/chartex" xmlns:cx7="http://schemas.microsoft.com/office/drawing/2016/5/13/chartex" xmlns:cx8="http://schemas.microsoft.com/office/drawing/2016/5/14/chartex" xmlns:mc="http://schemas.openxmlformats.org/markup-compatibility/2006" xmlns:aink="http://schemas.microsoft.com/office/drawing/2016/ink" xmlns:am3d="http://schemas.microsoft.com/office/drawing/2017/model3d" xmlns:o="urn:schemas-microsoft-com:office:office" xmlns:r="http://schemas.openxmlformats.org/officeDocument/2006/relationships" xmlns:m="http://schemas.openxmlformats.org/officeDocument/2006/math" xmlns:v="urn:schemas-microsoft-com:vml" xmlns:wp14="http://schemas.microsoft.com/office/word/2010/wordprocessingDrawing" xmlns:wp="http://schemas.openxmlformats.org/drawingml/2006/wordprocessingDrawing" xmlns:w10="urn:schemas-microsoft-com:office:word" xmlns:w="http://schemas.openxmlformats.org/wordprocessingml/2006/main" xmlns:w14="http://schemas.microsoft.com/office/word/2010/wordml" xmlns:w15="http://schemas.microsoft.com/office/word/2012/wordml" xmlns:w16cex="http://schemas.microsoft.com/office/word/2018/wordml/cex" xmlns:w16cid="http://schemas.microsoft.com/office/word/2016/wordml/cid" xmlns:w16="http://schemas.microsoft.com/office/word/2018/wordml" xmlns:w16sdtdh="http://schemas.microsoft.com/office/word/2020/wordml/sdtdatahash" xmlns:w16se="http://schemas.microsoft.com/office/word/2015/wordml/symex" xmlns:wpg="http://schemas.microsoft.com/office/word/2010/wordprocessingGroup" xmlns:wpi="http://schemas.microsoft.com/office/word/2010/wordprocessingInk" xmlns:wne="http://schemas.microsoft.com/office/word/2006/wordml" xmlns:wps="http://schemas.microsoft.com/office/word/2010/wordprocessingShape" mc:Ignorable="w14 w15 w16se w16cid w16 w16cex w16sdtdh wp14">
+<w:document xmlns:wpc="http://schemas.microsoft.com/office/word/2010/wordprocessingCanvas" xmlns:cx="http://schemas.microsoft.com/office/drawing/2014/chartex" xmlns:cx1="http://schemas.microsoft.com/office/drawing/2015/9/8/chartex" xmlns:cx2="http://schemas.microsoft.com/office/drawing/2015/10/21/chartex" xmlns:cx3="http://schemas.microsoft.com/office/drawing/2016/5/9/chartex" xmlns:cx4="http://schemas.microsoft.com/office/drawing/2016/5/10/chartex" xmlns:cx5="http://schemas.microsoft.com/office/drawing/2016/5/11/chartex" xmlns:cx6="http://schemas.microsoft.com/office/drawing/2016/5/12/chartex" xmlns:cx7="http://schemas.microsoft.com/office/drawing/2016/5/13/chartex" xmlns:cx8="http://schemas.microsoft.com/office/drawing/2016/5/14/chartex" xmlns:mc="http://schemas.openxmlformats.org/markup-compatibility/2006" xmlns:aink="http://schemas.microsoft.com/office/drawing/2016/ink" xmlns:am3d="http://schemas.microsoft.com/office/drawing/2017/model3d" xmlns:o="urn:schemas-microsoft-com:office:office" xmlns:r="http://schemas.openxmlformats.org/officeDocument/2006/relationships" xmlns:m="http://schemas.openxmlformats.org/officeDocument/2006/math" xmlns:v="urn:schemas-microsoft-com:vml" xmlns:wp14="http://schemas.microsoft.com/office/word/2010/wordprocessingDrawing" xmlns:wp="http://schemas.openxmlformats.org/drawingml/2006/wordprocessingDrawing" xmlns:w10="urn:schemas-microsoft-com:office:word" xmlns:w="http://schemas.openxmlformats.org/wordprocessingml/2006/main" xmlns:w14="http://schemas.microsoft.com/office/word/2010/wordml" xmlns:w15="http://schemas.microsoft.com/office/word/2012/wordml" xmlns:w16cex="http://schemas.microsoft.com/office/word/2018/wordml/cex" xmlns:w16cid="http://schemas.microsoft.com/office/word/2016/wordml/cid" xmlns:w16="http://schemas.microsoft.com/office/word/2018/wordml" xmlns:w16se="http://schemas.microsoft.com/office/word/2015/wordml/symex" xmlns:wpg="http://schemas.microsoft.com/office/word/2010/wordprocessingGroup" xmlns:wpi="http://schemas.microsoft.com/office/word/2010/wordprocessingInk" xmlns:wne="http://schemas.microsoft.com/office/word/2006/wordml" xmlns:wps="http://schemas.microsoft.com/office/word/2010/wordprocessingShape" mc:Ignorable="w14 w15 w16se w16cid w16 w16cex wp14">
+  <w:background w:color="E2EFD9" w:themeColor="accent6" w:themeTint="33">
+    <v:background id="_x0000_s1025" o:bwmode="white" fillcolor="#e2efd9 [665]" o:targetscreensize="1024,768">
+      <v:fill color2="fill darken(243)" method="linear sigma" focus="100%" type="gradient"/>
+    </v:background>
+  </w:background>
   <w:body>
     <w:p>
       <w:pPr>
-        <w:bidi/>
-        <w:jc w:val="both"/>
-        <w:rPr>
-          <w:rtl/>
-        </w:rPr>
-      </w:pPr>
-      <w:hyperlink r:id="rId4" w:history="1">
-        <w:r>
-          <w:rPr>
-            <w:rStyle w:val="Hyperlink"/>
-            <w:rtl/>
-          </w:rPr>
-          <w:t>إحصاء أيامنا</w:t>
-        </w:r>
-      </w:hyperlink>
-    </w:p>
-    <w:p>
-      <w:pPr>
-        <w:jc w:val="both"/>
-      </w:pPr>
-      <w:r>
+        <w:jc w:val="center"/>
+        <w:rPr>
+          <w:b/>
+          <w:bCs/>
+          <w:sz w:val="56"/>
+          <w:szCs w:val="56"/>
+          <w:rtl/>
+          <w:lang w:bidi="ar-AE"/>
+        </w:rPr>
+      </w:pPr>
+      <w:r>
+        <w:fldChar w:fldCharType="begin"/>
+      </w:r>
+      <w:r>
+        <w:rPr>
+          <w:b/>
+          <w:bCs/>
+          <w:sz w:val="56"/>
+          <w:szCs w:val="56"/>
+        </w:rPr>
+        <w:instrText xml:space="preserve"> HYPERLINK "https://www.bibelstudium.de/articles/5481/ginsterstrauch-erlebnis.html" </w:instrText>
+      </w:r>
+      <w:r>
+        <w:fldChar w:fldCharType="separate"/>
+      </w:r>
+      <w:r>
+        <w:rPr>
+          <w:rStyle w:val="Hyperlink"/>
+          <w:rFonts w:hint="cs"/>
+          <w:b/>
+          <w:bCs/>
+          <w:sz w:val="56"/>
+          <w:szCs w:val="56"/>
+          <w:rtl/>
+          <w:lang w:bidi="ar-AE"/>
+        </w:rPr>
+        <w:t>اختبار شج</w:t>
+      </w:r>
+      <w:r>
+        <w:rPr>
+          <w:rStyle w:val="Hyperlink"/>
+          <w:rFonts w:hint="cs"/>
+          <w:b/>
+          <w:bCs/>
+          <w:sz w:val="56"/>
+          <w:szCs w:val="56"/>
+          <w:rtl/>
+          <w:lang w:bidi="ar-AE"/>
+        </w:rPr>
+        <w:t>ي</w:t>
+      </w:r>
+      <w:r>
+        <w:rPr>
+          <w:rStyle w:val="Hyperlink"/>
+          <w:rFonts w:hint="cs"/>
+          <w:b/>
+          <w:bCs/>
+          <w:sz w:val="56"/>
+          <w:szCs w:val="56"/>
+          <w:rtl/>
+          <w:lang w:bidi="ar-AE"/>
+        </w:rPr>
+        <w:t>رة الرتمة</w:t>
+      </w:r>
+      <w:r>
+        <w:rPr>
+          <w:rStyle w:val="Hyperlink"/>
+          <w:b/>
+          <w:bCs/>
+          <w:sz w:val="56"/>
+          <w:szCs w:val="56"/>
+          <w:lang w:bidi="ar-AE"/>
+        </w:rPr>
+        <w:fldChar w:fldCharType="end"/>
+      </w:r>
+    </w:p>
+    <w:p>
+      <w:pPr>
+        <w:jc w:val="both"/>
+        <w:rPr>
+          <w:b/>
+          <w:bCs/>
+          <w:sz w:val="36"/>
+          <w:szCs w:val="36"/>
+          <w:rtl/>
+          <w:lang w:bidi="ar-AE"/>
+        </w:rPr>
+      </w:pPr>
+      <w:r>
+        <w:rPr>
+          <w:b/>
+          <w:bCs/>
+          <w:sz w:val="36"/>
+          <w:szCs w:val="36"/>
+          <w:lang w:bidi="ar-AE"/>
+        </w:rPr>
         <w:t>Gerrid Setzer</w:t>
       </w:r>
     </w:p>
     <w:p>
       <w:pPr>
-        <w:bidi/>
-        <w:jc w:val="both"/>
-        <w:rPr>
-          <w:rtl/>
-        </w:rPr>
-      </w:pPr>
-      <w:r>
-        <w:rPr>
-          <w:rtl/>
-        </w:rPr>
-        <w:t>مزمور 90: 12 – 17</w:t>
-      </w:r>
-    </w:p>
-    <w:p>
-      <w:pPr>
-        <w:bidi/>
-        <w:jc w:val="both"/>
-        <w:rPr>
-          <w:rtl/>
-        </w:rPr>
-      </w:pPr>
-      <w:r>
-        <w:rPr>
-          <w:rtl/>
-        </w:rPr>
-        <w:t xml:space="preserve">مزمور 90 هو صلاة من موسى سجّلها أثناء </w:t>
-      </w:r>
-      <w:r>
-        <w:rPr>
-          <w:rFonts w:hint="cs"/>
-          <w:rtl/>
-        </w:rPr>
-        <w:t>رحلته</w:t>
-      </w:r>
-      <w:r>
-        <w:rPr>
-          <w:rtl/>
-        </w:rPr>
-        <w:t xml:space="preserve"> الطويل</w:t>
-      </w:r>
-      <w:r>
-        <w:rPr>
-          <w:rFonts w:hint="cs"/>
-          <w:rtl/>
-        </w:rPr>
-        <w:t>ة</w:t>
-      </w:r>
-      <w:r>
-        <w:rPr>
-          <w:rtl/>
-        </w:rPr>
-        <w:t xml:space="preserve"> في البرية. وكان انطباعه متأثرًا جدًا كم</w:t>
-      </w:r>
-      <w:r>
-        <w:rPr>
-          <w:rtl/>
-        </w:rPr>
-        <w:t xml:space="preserve"> هي</w:t>
-      </w:r>
-      <w:r>
-        <w:rPr>
-          <w:rtl/>
-        </w:rPr>
-        <w:t xml:space="preserve"> الحياة فانية. الموت يجرف بالناس دون أية مقاومة منهم ويُنهي حياتهم التي كالمنام تزول، وكما يُجزّ العشب المزهر (مزمور 90: 5، 6). إن شعور موسى اشتد أكثر عندما رأى الكثير من الناس يموتون: كل جيل المحاربين فني في البرية لأجل عدم إيمانهم (تثنية 2: 14). غضب الله طرح الإسرائيليين ألف مرة أرضًا (قارن مزمور 90: 7 – 11). غير أن موسى علم أين يجد مولود</w:t>
-      </w:r>
-      <w:r>
-        <w:rPr>
-          <w:rtl/>
+        <w:jc w:val="both"/>
+        <w:rPr>
+          <w:b/>
+          <w:bCs/>
+          <w:sz w:val="44"/>
+          <w:szCs w:val="44"/>
+          <w:rtl/>
+          <w:lang w:bidi="ar-AE"/>
+        </w:rPr>
+      </w:pPr>
+      <w:r>
+        <w:rPr>
+          <w:rFonts w:hint="cs"/>
+          <w:b/>
+          <w:bCs/>
+          <w:sz w:val="44"/>
+          <w:szCs w:val="44"/>
+          <w:rtl/>
+          <w:lang w:bidi="ar-AE"/>
+        </w:rPr>
+        <w:t>1. ملوك 19: 1- 8</w:t>
+      </w:r>
+    </w:p>
+    <w:p>
+      <w:pPr>
+        <w:jc w:val="both"/>
+        <w:rPr>
+          <w:sz w:val="56"/>
+          <w:szCs w:val="56"/>
+          <w:rtl/>
+          <w:lang w:bidi="ar-AE"/>
+        </w:rPr>
+      </w:pPr>
+      <w:r>
+        <w:rPr>
+          <w:rFonts w:hint="cs"/>
+          <w:sz w:val="56"/>
+          <w:szCs w:val="56"/>
+          <w:rtl/>
+          <w:lang w:bidi="ar-AE"/>
+        </w:rPr>
+        <w:t>من فوق جبل الكرمل واجه إيليا الكثير من كهنة الوثن. الله اعترف بعبده المصلي: نار</w:t>
+      </w:r>
+      <w:r>
+        <w:rPr>
+          <w:rFonts w:hint="cs"/>
+          <w:sz w:val="56"/>
+          <w:szCs w:val="56"/>
+          <w:rtl/>
+          <w:lang w:bidi="ar-AE"/>
+        </w:rPr>
+        <w:t>ٌ</w:t>
+      </w:r>
+      <w:r>
+        <w:rPr>
+          <w:rFonts w:hint="cs"/>
+          <w:sz w:val="56"/>
+          <w:szCs w:val="56"/>
+          <w:rtl/>
+          <w:lang w:bidi="ar-AE"/>
+        </w:rPr>
+        <w:t xml:space="preserve"> تسقط من السماء وتلتهم ذبيحة إيليا. الشعب يسب</w:t>
+      </w:r>
+      <w:r>
+        <w:rPr>
+          <w:rFonts w:hint="cs"/>
+          <w:sz w:val="56"/>
+          <w:szCs w:val="56"/>
+          <w:rtl/>
+          <w:lang w:bidi="ar-AE"/>
+        </w:rPr>
+        <w:t>ّ</w:t>
+      </w:r>
+      <w:r>
+        <w:rPr>
+          <w:rFonts w:hint="cs"/>
+          <w:sz w:val="56"/>
+          <w:szCs w:val="56"/>
+          <w:rtl/>
+          <w:lang w:bidi="ar-AE"/>
+        </w:rPr>
+        <w:t>ح</w:t>
+      </w:r>
+      <w:r>
+        <w:rPr>
+          <w:rFonts w:hint="cs"/>
+          <w:sz w:val="56"/>
+          <w:szCs w:val="56"/>
+          <w:rtl/>
+          <w:lang w:bidi="ar-AE"/>
+        </w:rPr>
+        <w:t xml:space="preserve"> الله الحقيقي</w:t>
+      </w:r>
+      <w:r>
+        <w:rPr>
+          <w:rFonts w:hint="cs"/>
+          <w:sz w:val="56"/>
+          <w:szCs w:val="56"/>
+          <w:rtl/>
+          <w:lang w:bidi="ar-AE"/>
+        </w:rPr>
+        <w:t xml:space="preserve"> بمهابة و</w:t>
+      </w:r>
+      <w:r>
+        <w:rPr>
+          <w:rFonts w:hint="cs"/>
+          <w:sz w:val="56"/>
+          <w:szCs w:val="56"/>
+          <w:rtl/>
+          <w:lang w:bidi="ar-AE"/>
+        </w:rPr>
+        <w:t xml:space="preserve">يستبعد </w:t>
+      </w:r>
+      <w:r>
+        <w:rPr>
+          <w:rFonts w:hint="cs"/>
+          <w:sz w:val="56"/>
+          <w:szCs w:val="56"/>
+          <w:rtl/>
+          <w:lang w:bidi="ar-AE"/>
+        </w:rPr>
+        <w:t xml:space="preserve">بنشاط كهنة الوثن. إيليا يصلي من جديد ووابل من المطر يتخبط على الأرض الناشفة. من ثم تمشّى إيليا بكرامة أمام عربة الملك </w:t>
+      </w:r>
+      <w:proofErr w:type="spellStart"/>
+      <w:r>
+        <w:rPr>
+          <w:rFonts w:hint="cs"/>
+          <w:sz w:val="56"/>
+          <w:szCs w:val="56"/>
+          <w:rtl/>
+          <w:lang w:bidi="ar-AE"/>
+        </w:rPr>
+        <w:t>آخاب</w:t>
+      </w:r>
+      <w:proofErr w:type="spellEnd"/>
+      <w:r>
+        <w:rPr>
+          <w:rFonts w:hint="cs"/>
+          <w:sz w:val="56"/>
+          <w:szCs w:val="56"/>
+          <w:rtl/>
+          <w:lang w:bidi="ar-AE"/>
+        </w:rPr>
+        <w:t xml:space="preserve"> المتجه إلى منزله في </w:t>
+      </w:r>
+      <w:proofErr w:type="spellStart"/>
+      <w:r>
+        <w:rPr>
+          <w:rFonts w:hint="cs"/>
+          <w:sz w:val="56"/>
+          <w:szCs w:val="56"/>
+          <w:rtl/>
+          <w:lang w:bidi="ar-AE"/>
+        </w:rPr>
+        <w:t>يزراعيل</w:t>
+      </w:r>
+      <w:proofErr w:type="spellEnd"/>
+      <w:r>
+        <w:rPr>
+          <w:rFonts w:hint="cs"/>
+          <w:sz w:val="56"/>
+          <w:szCs w:val="56"/>
+          <w:rtl/>
+          <w:lang w:bidi="ar-AE"/>
+        </w:rPr>
+        <w:t xml:space="preserve"> (1. ملوك 18: 45 </w:t>
+      </w:r>
+      <w:r>
+        <w:rPr>
+          <w:sz w:val="56"/>
+          <w:szCs w:val="56"/>
+          <w:rtl/>
+          <w:lang w:bidi="ar-AE"/>
+        </w:rPr>
+        <w:t>–</w:t>
+      </w:r>
+      <w:r>
+        <w:rPr>
+          <w:rFonts w:hint="cs"/>
+          <w:sz w:val="56"/>
+          <w:szCs w:val="56"/>
+          <w:rtl/>
+          <w:lang w:bidi="ar-AE"/>
+        </w:rPr>
+        <w:t xml:space="preserve"> 46). هل هو فجر صباح نهضة قوية في إسرائيل؟</w:t>
+      </w:r>
+    </w:p>
+    <w:p>
+      <w:pPr>
+        <w:jc w:val="both"/>
+        <w:rPr>
+          <w:sz w:val="56"/>
+          <w:szCs w:val="56"/>
+          <w:rtl/>
+          <w:lang w:bidi="ar-AE"/>
+        </w:rPr>
+      </w:pPr>
+      <w:r>
+        <w:rPr>
+          <w:rFonts w:hint="cs"/>
+          <w:sz w:val="56"/>
+          <w:szCs w:val="56"/>
+          <w:rtl/>
+          <w:lang w:bidi="ar-AE"/>
+        </w:rPr>
+        <w:t xml:space="preserve">كلا، لأنه من بعد فترة قصيرة </w:t>
+      </w:r>
+      <w:r>
+        <w:rPr>
+          <w:rFonts w:hint="cs"/>
+          <w:sz w:val="56"/>
+          <w:szCs w:val="56"/>
+          <w:rtl/>
+          <w:lang w:bidi="ar-AE"/>
+        </w:rPr>
+        <w:t>بوّق</w:t>
+      </w:r>
+      <w:r>
+        <w:rPr>
+          <w:rFonts w:hint="cs"/>
+          <w:sz w:val="56"/>
+          <w:szCs w:val="56"/>
+          <w:rtl/>
+          <w:lang w:bidi="ar-AE"/>
+        </w:rPr>
+        <w:t>َ</w:t>
+      </w:r>
+      <w:r>
+        <w:rPr>
+          <w:rFonts w:hint="cs"/>
+          <w:sz w:val="56"/>
+          <w:szCs w:val="56"/>
+          <w:rtl/>
+          <w:lang w:bidi="ar-AE"/>
+        </w:rPr>
+        <w:t xml:space="preserve">ت إيزابيل الشريرة، امرأة </w:t>
+      </w:r>
+      <w:proofErr w:type="spellStart"/>
+      <w:r>
+        <w:rPr>
+          <w:rFonts w:hint="cs"/>
+          <w:sz w:val="56"/>
+          <w:szCs w:val="56"/>
+          <w:rtl/>
+          <w:lang w:bidi="ar-AE"/>
+        </w:rPr>
+        <w:t>آخاب</w:t>
+      </w:r>
+      <w:proofErr w:type="spellEnd"/>
+      <w:r>
+        <w:rPr>
+          <w:rFonts w:hint="cs"/>
+          <w:sz w:val="56"/>
+          <w:szCs w:val="56"/>
+          <w:rtl/>
+          <w:lang w:bidi="ar-AE"/>
+        </w:rPr>
+        <w:t xml:space="preserve">، بتهديد لقتل إيليا. وكان هذا </w:t>
+      </w:r>
+      <w:proofErr w:type="spellStart"/>
+      <w:r>
+        <w:rPr>
+          <w:rFonts w:hint="cs"/>
+          <w:sz w:val="56"/>
+          <w:szCs w:val="56"/>
+          <w:rtl/>
+          <w:lang w:bidi="ar-AE"/>
+        </w:rPr>
+        <w:t>لإيليا</w:t>
+      </w:r>
+      <w:proofErr w:type="spellEnd"/>
+      <w:r>
+        <w:rPr>
+          <w:rFonts w:hint="cs"/>
+          <w:sz w:val="56"/>
+          <w:szCs w:val="56"/>
+          <w:rtl/>
+          <w:lang w:bidi="ar-AE"/>
+        </w:rPr>
+        <w:t xml:space="preserve"> برهانًا على أن العمل الذي قام به</w:t>
+      </w:r>
+      <w:r>
+        <w:rPr>
+          <w:rFonts w:hint="cs"/>
+          <w:sz w:val="56"/>
+          <w:szCs w:val="56"/>
+          <w:rtl/>
+          <w:lang w:bidi="ar-AE"/>
+        </w:rPr>
+        <w:t xml:space="preserve"> كان</w:t>
+      </w:r>
+      <w:r>
+        <w:rPr>
+          <w:rFonts w:hint="cs"/>
+          <w:sz w:val="56"/>
+          <w:szCs w:val="56"/>
+          <w:rtl/>
+          <w:lang w:bidi="ar-AE"/>
+        </w:rPr>
+        <w:t xml:space="preserve"> فشلاً ذريعًا. لم يكن قد تغيّر أي شيء. إيزابيل عابدة الأوثان الأجنبية، </w:t>
+      </w:r>
+      <w:r>
+        <w:rPr>
+          <w:rFonts w:hint="cs"/>
+          <w:sz w:val="56"/>
+          <w:szCs w:val="56"/>
+          <w:rtl/>
+          <w:lang w:bidi="ar-AE"/>
+        </w:rPr>
+        <w:t>استمرت في إملاء الأحداث وهددت نبيًا مُصَرّح</w:t>
+      </w:r>
+      <w:r>
+        <w:rPr>
+          <w:rFonts w:hint="cs"/>
+          <w:sz w:val="56"/>
+          <w:szCs w:val="56"/>
+          <w:rtl/>
+          <w:lang w:bidi="ar-AE"/>
+        </w:rPr>
+        <w:t>ًا</w:t>
+      </w:r>
+      <w:r>
+        <w:rPr>
+          <w:rFonts w:hint="cs"/>
+          <w:sz w:val="56"/>
+          <w:szCs w:val="56"/>
+          <w:rtl/>
+          <w:lang w:bidi="ar-AE"/>
+        </w:rPr>
+        <w:t xml:space="preserve"> من الله بصورة مؤثرة. يهرب إيليا مفزوعًا بعيدًا في أعماق أرض الجنوب الآمنة ويجلس تحت رتمة. وهناك أخيرًا عاد وصلّى ثانية. لكن إيليا فقدَ ثقته: "</w:t>
+      </w:r>
+      <w:r>
+        <w:rPr>
+          <w:sz w:val="56"/>
+          <w:szCs w:val="56"/>
+          <w:rtl/>
+          <w:lang w:bidi="ar-AE"/>
+        </w:rPr>
+        <w:t>ثُمَّ سَارَ فِي الْبَرِّيَّةِ مَسِيرَةَ يَوْمٍ، حَتَّى أَتَى وَجَلَسَ تَحْتَ رَتَمَةٍ وَطَلَبَ الْمَوْتَ لِنَفْسِهِ، وَقَالَ: «قَدْ كَفَى الآنَ يَا رَبُّ. خُذْ نَفْسِي لأَنِّي لَسْتُ خَيْرًا مِنْ آبَائِي».</w:t>
+      </w:r>
+      <w:r>
+        <w:rPr>
+          <w:rFonts w:hint="cs"/>
+          <w:sz w:val="56"/>
+          <w:szCs w:val="56"/>
+          <w:rtl/>
+          <w:lang w:bidi="ar-AE"/>
+        </w:rPr>
+        <w:t>" (1. ملوك 19: 4).</w:t>
+      </w:r>
+    </w:p>
+    <w:p>
+      <w:pPr>
+        <w:jc w:val="both"/>
+        <w:rPr>
+          <w:sz w:val="56"/>
+          <w:szCs w:val="56"/>
+          <w:rtl/>
+          <w:lang w:bidi="ar-AE"/>
+        </w:rPr>
+      </w:pPr>
+      <w:r>
+        <w:rPr>
+          <w:sz w:val="56"/>
+          <w:szCs w:val="56"/>
+          <w:rtl/>
+          <w:lang w:bidi="ar-AE"/>
+        </w:rPr>
+        <w:lastRenderedPageBreak/>
+        <w:t xml:space="preserve">من كان يظن أنه من الممكن أن هذا النبي الذي يتحدى الموت، والذي انتصر بشكل مجيد على </w:t>
+      </w:r>
+      <w:r>
+        <w:rPr>
+          <w:rFonts w:hint="cs"/>
+          <w:sz w:val="56"/>
+          <w:szCs w:val="56"/>
+          <w:rtl/>
+          <w:lang w:bidi="ar-AE"/>
+        </w:rPr>
+        <w:t>عبدة الأوثان</w:t>
+      </w:r>
+      <w:r>
+        <w:rPr>
+          <w:sz w:val="56"/>
+          <w:szCs w:val="56"/>
+          <w:rtl/>
+          <w:lang w:bidi="ar-AE"/>
+        </w:rPr>
+        <w:t xml:space="preserve"> على جبل الكرمل، سيجلس القرفصاء تحت شجيرة </w:t>
+      </w:r>
+      <w:r>
+        <w:rPr>
+          <w:rFonts w:hint="cs"/>
+          <w:sz w:val="56"/>
+          <w:szCs w:val="56"/>
+          <w:rtl/>
+          <w:lang w:bidi="ar-AE"/>
+        </w:rPr>
+        <w:t>الرتمة</w:t>
+      </w:r>
+      <w:r>
+        <w:rPr>
+          <w:sz w:val="56"/>
+          <w:szCs w:val="56"/>
+          <w:rtl/>
+          <w:lang w:bidi="ar-AE"/>
+        </w:rPr>
+        <w:t xml:space="preserve"> بعد وقت قصير، متعبًا من الحياة</w:t>
+      </w:r>
+      <w:r>
+        <w:rPr>
+          <w:rFonts w:hint="cs"/>
+          <w:sz w:val="56"/>
+          <w:szCs w:val="56"/>
+          <w:rtl/>
+          <w:lang w:bidi="ar-AE"/>
+        </w:rPr>
+        <w:t xml:space="preserve">؟ </w:t>
+      </w:r>
+      <w:r>
+        <w:rPr>
+          <w:rFonts w:hint="cs"/>
+          <w:sz w:val="56"/>
+          <w:szCs w:val="56"/>
+          <w:rtl/>
+          <w:lang w:bidi="ar-AE"/>
+        </w:rPr>
+        <w:t>فإيليا الذي هرب ناجيًا بحياته من إيزابيل يودّ الآن بأن يرى نهاية حياته في رمال البرية.</w:t>
+      </w:r>
+    </w:p>
+    <w:p>
+      <w:pPr>
+        <w:jc w:val="both"/>
+        <w:rPr>
+          <w:sz w:val="56"/>
+          <w:szCs w:val="56"/>
+          <w:rtl/>
+          <w:lang w:bidi="ar-AE"/>
+        </w:rPr>
+      </w:pPr>
+      <w:r>
+        <w:rPr>
+          <w:rFonts w:hint="cs"/>
+          <w:sz w:val="56"/>
+          <w:szCs w:val="56"/>
+          <w:rtl/>
+          <w:lang w:bidi="ar-AE"/>
+        </w:rPr>
+        <w:t>إننا نسأل أنفسنا أولاً: كيف من الممكن أن يحدث ذلك؟ وثانيًا: وما الذي فعله الله ليخلّص إيليا من هزيمته؟</w:t>
+      </w:r>
+    </w:p>
+    <w:p>
+      <w:pPr>
+        <w:jc w:val="both"/>
+        <w:rPr>
+          <w:b/>
+          <w:bCs/>
+          <w:color w:val="FF0000"/>
+          <w:sz w:val="56"/>
+          <w:szCs w:val="56"/>
+          <w:rtl/>
+          <w:lang w:bidi="ar-AE"/>
+        </w:rPr>
+      </w:pPr>
+      <w:r>
+        <w:rPr>
+          <w:rFonts w:hint="cs"/>
+          <w:b/>
+          <w:bCs/>
+          <w:color w:val="FF0000"/>
+          <w:sz w:val="56"/>
+          <w:szCs w:val="56"/>
+          <w:rtl/>
+          <w:lang w:bidi="ar-AE"/>
+        </w:rPr>
+        <w:t>نظرة في اتجاه خاطئ</w:t>
+      </w:r>
+    </w:p>
+    <w:p>
+      <w:pPr>
+        <w:jc w:val="both"/>
+        <w:rPr>
+          <w:sz w:val="56"/>
+          <w:szCs w:val="56"/>
+          <w:rtl/>
+          <w:lang w:bidi="ar-AE"/>
+        </w:rPr>
+      </w:pPr>
+      <w:r>
+        <w:rPr>
+          <w:sz w:val="56"/>
+          <w:szCs w:val="56"/>
+          <w:rtl/>
+          <w:lang w:bidi="ar-AE"/>
+        </w:rPr>
+        <w:t xml:space="preserve">كانت الشرارة الأولى التي أدت إلى ضلال إيليا هي تهديد </w:t>
+      </w:r>
+      <w:r>
+        <w:rPr>
+          <w:rFonts w:hint="cs"/>
+          <w:sz w:val="56"/>
+          <w:szCs w:val="56"/>
+          <w:rtl/>
+          <w:lang w:bidi="ar-AE"/>
+        </w:rPr>
+        <w:t>إيزابيل</w:t>
+      </w:r>
+      <w:r>
+        <w:rPr>
+          <w:sz w:val="56"/>
+          <w:szCs w:val="56"/>
+          <w:rtl/>
+          <w:lang w:bidi="ar-AE"/>
+        </w:rPr>
+        <w:t xml:space="preserve"> الخادع بالقتل</w:t>
+      </w:r>
+      <w:r>
+        <w:rPr>
+          <w:rFonts w:hint="cs"/>
+          <w:sz w:val="56"/>
+          <w:szCs w:val="56"/>
+          <w:rtl/>
+          <w:lang w:bidi="ar-AE"/>
+        </w:rPr>
+        <w:t>: "</w:t>
+      </w:r>
+      <w:r>
+        <w:rPr>
+          <w:sz w:val="56"/>
+          <w:szCs w:val="56"/>
+          <w:rtl/>
+          <w:lang w:bidi="ar-AE"/>
+        </w:rPr>
+        <w:t xml:space="preserve">فَلَمَّا رَأَى ذلِكَ قَامَ وَمَضَى لأَجْلِ </w:t>
+      </w:r>
+      <w:proofErr w:type="gramStart"/>
+      <w:r>
+        <w:rPr>
+          <w:sz w:val="56"/>
+          <w:szCs w:val="56"/>
+          <w:rtl/>
+          <w:lang w:bidi="ar-AE"/>
+        </w:rPr>
+        <w:t>نَفْسِهِ،</w:t>
+      </w:r>
+      <w:r>
+        <w:rPr>
+          <w:rFonts w:hint="cs"/>
+          <w:sz w:val="56"/>
+          <w:szCs w:val="56"/>
+          <w:rtl/>
+          <w:lang w:bidi="ar-AE"/>
+        </w:rPr>
+        <w:t>...</w:t>
+      </w:r>
+      <w:proofErr w:type="gramEnd"/>
+      <w:r>
+        <w:rPr>
+          <w:rFonts w:hint="cs"/>
+          <w:sz w:val="56"/>
+          <w:szCs w:val="56"/>
+          <w:rtl/>
+          <w:lang w:bidi="ar-AE"/>
+        </w:rPr>
+        <w:t xml:space="preserve">" (1. ملوك 19: 3). هذا كان مثلما حدث مع بطرس حينما ابتدأ يغرق في بحيرة </w:t>
+      </w:r>
+      <w:proofErr w:type="spellStart"/>
+      <w:r>
+        <w:rPr>
+          <w:rFonts w:hint="cs"/>
+          <w:sz w:val="56"/>
+          <w:szCs w:val="56"/>
+          <w:rtl/>
+          <w:lang w:bidi="ar-AE"/>
+        </w:rPr>
+        <w:t>جنيسارت</w:t>
+      </w:r>
+      <w:proofErr w:type="spellEnd"/>
+      <w:r>
+        <w:rPr>
+          <w:rFonts w:hint="cs"/>
+          <w:sz w:val="56"/>
+          <w:szCs w:val="56"/>
+          <w:rtl/>
+          <w:lang w:bidi="ar-AE"/>
+        </w:rPr>
+        <w:t xml:space="preserve"> حالما أن رأى الريح شديدة (متى 14: 30). عندما ننظر إلى الصعاب فإننا سريعًا ما سنلوذ بالفرار ونضل. </w:t>
+      </w:r>
+      <w:r>
+        <w:rPr>
+          <w:sz w:val="56"/>
+          <w:szCs w:val="56"/>
+          <w:rtl/>
+          <w:lang w:bidi="ar-AE"/>
+        </w:rPr>
+        <w:t>وبالتالي، يمكننا كشف السبب الأول للإحباط</w:t>
+      </w:r>
+      <w:r>
+        <w:rPr>
+          <w:rFonts w:hint="cs"/>
+          <w:sz w:val="56"/>
+          <w:szCs w:val="56"/>
+          <w:rtl/>
+          <w:lang w:bidi="ar-AE"/>
+        </w:rPr>
+        <w:t xml:space="preserve">: </w:t>
+      </w:r>
+      <w:r>
+        <w:rPr>
+          <w:rFonts w:hint="cs"/>
+          <w:b/>
+          <w:bCs/>
+          <w:color w:val="FF0000"/>
+          <w:sz w:val="56"/>
+          <w:szCs w:val="56"/>
+          <w:rtl/>
+          <w:lang w:bidi="ar-AE"/>
+        </w:rPr>
+        <w:t>النظر إلى الظروف</w:t>
+      </w:r>
+      <w:r>
+        <w:rPr>
+          <w:rFonts w:hint="cs"/>
+          <w:sz w:val="56"/>
+          <w:szCs w:val="56"/>
+          <w:rtl/>
+          <w:lang w:bidi="ar-AE"/>
+        </w:rPr>
+        <w:t>.</w:t>
+      </w:r>
+    </w:p>
+    <w:p>
+      <w:pPr>
+        <w:jc w:val="both"/>
+        <w:rPr>
+          <w:b/>
+          <w:bCs/>
+          <w:color w:val="FF0000"/>
+          <w:sz w:val="56"/>
+          <w:szCs w:val="56"/>
+          <w:rtl/>
+          <w:lang w:bidi="ar-AE"/>
+        </w:rPr>
+      </w:pPr>
+    </w:p>
+    <w:p>
+      <w:pPr>
+        <w:jc w:val="both"/>
+        <w:rPr>
+          <w:b/>
+          <w:bCs/>
+          <w:color w:val="FF0000"/>
+          <w:sz w:val="56"/>
+          <w:szCs w:val="56"/>
+          <w:rtl/>
+          <w:lang w:bidi="ar-AE"/>
+        </w:rPr>
+      </w:pPr>
+    </w:p>
+    <w:p>
+      <w:pPr>
+        <w:jc w:val="both"/>
+        <w:rPr>
+          <w:b/>
+          <w:bCs/>
+          <w:color w:val="FF0000"/>
+          <w:sz w:val="56"/>
+          <w:szCs w:val="56"/>
+          <w:rtl/>
+          <w:lang w:bidi="ar-AE"/>
+        </w:rPr>
+      </w:pPr>
+    </w:p>
+    <w:p>
+      <w:pPr>
+        <w:jc w:val="both"/>
+        <w:rPr>
+          <w:b/>
+          <w:bCs/>
+          <w:color w:val="FF0000"/>
+          <w:sz w:val="56"/>
+          <w:szCs w:val="56"/>
+          <w:rtl/>
+          <w:lang w:bidi="ar-AE"/>
+        </w:rPr>
+      </w:pPr>
+      <w:r>
+        <w:rPr>
+          <w:rFonts w:hint="cs"/>
+          <w:b/>
+          <w:bCs/>
+          <w:color w:val="FF0000"/>
+          <w:sz w:val="56"/>
+          <w:szCs w:val="56"/>
+          <w:rtl/>
+          <w:lang w:bidi="ar-AE"/>
+        </w:rPr>
+        <w:lastRenderedPageBreak/>
+        <w:t>الإرهاق</w:t>
+      </w:r>
+    </w:p>
+    <w:p>
+      <w:pPr>
+        <w:jc w:val="both"/>
+        <w:rPr>
+          <w:sz w:val="56"/>
+          <w:szCs w:val="56"/>
+          <w:rtl/>
+          <w:lang w:bidi="ar-AE"/>
+        </w:rPr>
+      </w:pPr>
+      <w:r>
+        <w:rPr>
+          <w:rFonts w:hint="cs"/>
+          <w:sz w:val="56"/>
+          <w:szCs w:val="56"/>
+          <w:rtl/>
+          <w:lang w:bidi="ar-AE"/>
+        </w:rPr>
+        <w:t>حينما وصل إيليا إلى شج</w:t>
+      </w:r>
+      <w:r>
+        <w:rPr>
+          <w:rFonts w:hint="cs"/>
+          <w:sz w:val="56"/>
+          <w:szCs w:val="56"/>
+          <w:rtl/>
+          <w:lang w:bidi="ar-AE"/>
+        </w:rPr>
+        <w:t>ي</w:t>
+      </w:r>
+      <w:r>
+        <w:rPr>
+          <w:rFonts w:hint="cs"/>
+          <w:sz w:val="56"/>
+          <w:szCs w:val="56"/>
+          <w:rtl/>
+          <w:lang w:bidi="ar-AE"/>
+        </w:rPr>
+        <w:t xml:space="preserve">رة الرتمة كان منهكًا للغاية. </w:t>
+      </w:r>
+      <w:r>
+        <w:rPr>
+          <w:sz w:val="56"/>
+          <w:szCs w:val="56"/>
+          <w:rtl/>
+          <w:lang w:bidi="ar-AE"/>
+        </w:rPr>
+        <w:t>كان توتره الداخلي هائلاً في الأيام القليلة الماضية</w:t>
+      </w:r>
+      <w:r>
+        <w:rPr>
+          <w:rFonts w:hint="cs"/>
+          <w:sz w:val="56"/>
+          <w:szCs w:val="56"/>
+          <w:rtl/>
+          <w:lang w:bidi="ar-AE"/>
+        </w:rPr>
+        <w:t xml:space="preserve">، ولكن حتى قواه الجسمانية كان النبي قد أنهكها: فالزحف أمام عربة </w:t>
+      </w:r>
+      <w:proofErr w:type="spellStart"/>
+      <w:r>
+        <w:rPr>
+          <w:rFonts w:hint="cs"/>
+          <w:sz w:val="56"/>
+          <w:szCs w:val="56"/>
+          <w:rtl/>
+          <w:lang w:bidi="ar-AE"/>
+        </w:rPr>
+        <w:t>آخاب</w:t>
+      </w:r>
+      <w:proofErr w:type="spellEnd"/>
+      <w:r>
+        <w:rPr>
+          <w:rFonts w:hint="cs"/>
+          <w:sz w:val="56"/>
+          <w:szCs w:val="56"/>
+          <w:rtl/>
+          <w:lang w:bidi="ar-AE"/>
+        </w:rPr>
+        <w:t xml:space="preserve">، الطريق الطويلة من </w:t>
+      </w:r>
+      <w:proofErr w:type="spellStart"/>
+      <w:r>
+        <w:rPr>
+          <w:rFonts w:hint="cs"/>
+          <w:sz w:val="56"/>
+          <w:szCs w:val="56"/>
+          <w:rtl/>
+          <w:lang w:bidi="ar-AE"/>
+        </w:rPr>
+        <w:t>يزراعيل</w:t>
+      </w:r>
+      <w:proofErr w:type="spellEnd"/>
+      <w:r>
+        <w:rPr>
+          <w:rFonts w:hint="cs"/>
+          <w:sz w:val="56"/>
+          <w:szCs w:val="56"/>
+          <w:rtl/>
+          <w:lang w:bidi="ar-AE"/>
+        </w:rPr>
+        <w:t xml:space="preserve"> إلى بئر سبع وأخيرًا عبوره في البرية. كل هذا لا بد وأنه أنهك إيليا من التعب. وبالتالي نتعرّف على السبب الثاني لأزمته النفسية: الإرهاق.</w:t>
+      </w:r>
+    </w:p>
+    <w:p>
+      <w:pPr>
+        <w:jc w:val="both"/>
+        <w:rPr>
+          <w:b/>
+          <w:bCs/>
+          <w:color w:val="FF0000"/>
+          <w:sz w:val="56"/>
+          <w:szCs w:val="56"/>
+          <w:rtl/>
+          <w:lang w:bidi="ar-AE"/>
+        </w:rPr>
+      </w:pPr>
+      <w:r>
+        <w:rPr>
+          <w:rFonts w:hint="cs"/>
+          <w:b/>
+          <w:bCs/>
+          <w:color w:val="FF0000"/>
+          <w:sz w:val="56"/>
+          <w:szCs w:val="56"/>
+          <w:rtl/>
+          <w:lang w:bidi="ar-AE"/>
+        </w:rPr>
+        <w:t>العزلة</w:t>
+      </w:r>
+    </w:p>
+    <w:p>
+      <w:pPr>
+        <w:jc w:val="both"/>
+        <w:rPr>
+          <w:sz w:val="56"/>
+          <w:szCs w:val="56"/>
+          <w:rtl/>
+          <w:lang w:bidi="ar-EG"/>
+        </w:rPr>
+      </w:pPr>
+      <w:r>
+        <w:rPr>
+          <w:rFonts w:hint="cs"/>
+          <w:sz w:val="56"/>
+          <w:szCs w:val="56"/>
+          <w:rtl/>
+          <w:lang w:bidi="ar-AE"/>
+        </w:rPr>
+        <w:t>في بيئة كربة جلس إيليا وحيدًا تحت شج</w:t>
+      </w:r>
+      <w:r>
+        <w:rPr>
+          <w:rFonts w:hint="cs"/>
+          <w:sz w:val="56"/>
+          <w:szCs w:val="56"/>
+          <w:rtl/>
+          <w:lang w:bidi="ar-AE"/>
+        </w:rPr>
+        <w:t>ي</w:t>
+      </w:r>
+      <w:r>
+        <w:rPr>
+          <w:rFonts w:hint="cs"/>
+          <w:sz w:val="56"/>
+          <w:szCs w:val="56"/>
+          <w:rtl/>
+          <w:lang w:bidi="ar-AE"/>
+        </w:rPr>
+        <w:t>رة الرتمة. هو كان قد ترك خادمه في بئر سبع. الوِحدة تزنّ مثل الزنّان على النفس التي خاب أملها</w:t>
+      </w:r>
+      <w:r>
+        <w:rPr>
+          <w:rFonts w:hint="cs"/>
+          <w:sz w:val="56"/>
+          <w:szCs w:val="56"/>
+          <w:rtl/>
+          <w:lang w:bidi="ar-AE"/>
+        </w:rPr>
+        <w:t xml:space="preserve"> وتشدد الضيق النفسي</w:t>
+      </w:r>
+      <w:r>
+        <w:rPr>
+          <w:rFonts w:hint="cs"/>
+          <w:sz w:val="56"/>
+          <w:szCs w:val="56"/>
+          <w:rtl/>
+          <w:lang w:bidi="ar-EG"/>
+        </w:rPr>
+        <w:t xml:space="preserve">، لأنه فُقد كل مِن المحايدة، الشركة والتشجيع. </w:t>
+      </w:r>
+      <w:proofErr w:type="spellStart"/>
+      <w:r>
+        <w:rPr>
+          <w:rFonts w:hint="cs"/>
+          <w:sz w:val="56"/>
+          <w:szCs w:val="56"/>
+          <w:rtl/>
+          <w:lang w:bidi="ar-EG"/>
+        </w:rPr>
+        <w:t>لللك</w:t>
+      </w:r>
+      <w:proofErr w:type="spellEnd"/>
+      <w:r>
+        <w:rPr>
+          <w:rFonts w:hint="cs"/>
+          <w:sz w:val="56"/>
+          <w:szCs w:val="56"/>
+          <w:rtl/>
+          <w:lang w:bidi="ar-EG"/>
+        </w:rPr>
+        <w:t xml:space="preserve"> نحن نكشف القناع عن السبب الثالث لفقدان العزيمة: العزلة (</w:t>
+      </w:r>
+      <w:r>
+        <w:rPr>
+          <w:rFonts w:hint="cs"/>
+          <w:b/>
+          <w:bCs/>
+          <w:color w:val="FF0000"/>
+          <w:sz w:val="56"/>
+          <w:szCs w:val="56"/>
+          <w:rtl/>
+          <w:lang w:bidi="ar-EG"/>
+        </w:rPr>
+        <w:t>الوِحدة</w:t>
+      </w:r>
+      <w:r>
+        <w:rPr>
+          <w:rFonts w:hint="cs"/>
+          <w:sz w:val="56"/>
+          <w:szCs w:val="56"/>
+          <w:rtl/>
+          <w:lang w:bidi="ar-EG"/>
+        </w:rPr>
+        <w:t>).</w:t>
+      </w:r>
+    </w:p>
+    <w:p>
+      <w:pPr>
+        <w:jc w:val="both"/>
+        <w:rPr>
+          <w:b/>
+          <w:bCs/>
+          <w:color w:val="FF0000"/>
+          <w:sz w:val="56"/>
+          <w:szCs w:val="56"/>
+          <w:rtl/>
+          <w:lang w:bidi="ar-EG"/>
+        </w:rPr>
+      </w:pPr>
+      <w:r>
+        <w:rPr>
+          <w:rFonts w:hint="cs"/>
+          <w:b/>
+          <w:bCs/>
+          <w:color w:val="FF0000"/>
+          <w:sz w:val="56"/>
+          <w:szCs w:val="56"/>
+          <w:rtl/>
+          <w:lang w:bidi="ar-EG"/>
+        </w:rPr>
+        <w:t>انعدام الرجاء</w:t>
+      </w:r>
+    </w:p>
+    <w:p>
+      <w:pPr>
+        <w:jc w:val="both"/>
+        <w:rPr>
+          <w:sz w:val="56"/>
+          <w:szCs w:val="56"/>
+          <w:rtl/>
+          <w:lang w:bidi="ar-EG"/>
+        </w:rPr>
+      </w:pPr>
+      <w:r>
+        <w:rPr>
+          <w:rFonts w:hint="cs"/>
+          <w:sz w:val="56"/>
+          <w:szCs w:val="56"/>
+          <w:rtl/>
+          <w:lang w:bidi="ar-EG"/>
+        </w:rPr>
+        <w:t>كذلك فيما قاله إيليا يتضح لماذا أصبح في حالة الهزيمة. "</w:t>
+      </w:r>
+      <w:r>
+        <w:rPr>
+          <w:sz w:val="56"/>
+          <w:szCs w:val="56"/>
+          <w:rtl/>
+        </w:rPr>
+        <w:t xml:space="preserve"> </w:t>
+      </w:r>
+      <w:r>
+        <w:rPr>
+          <w:sz w:val="56"/>
+          <w:szCs w:val="56"/>
+          <w:rtl/>
+          <w:lang w:bidi="ar-EG"/>
+        </w:rPr>
+        <w:t>«قَدْ كَفَى</w:t>
+      </w:r>
+      <w:r>
+        <w:rPr>
+          <w:rFonts w:hint="cs"/>
+          <w:sz w:val="56"/>
+          <w:szCs w:val="56"/>
+          <w:rtl/>
+          <w:lang w:bidi="ar-EG"/>
+        </w:rPr>
+        <w:t xml:space="preserve">"، كانت كلماته. إيليا لم يعُد يرَى أي بصيص أمل في أفق إسرائيل، فرجاؤه قد خاب. هو فكّر: إن لم يتغيّر أي شيء على الكرمل من خلال الحدث </w:t>
+      </w:r>
+      <w:r>
+        <w:rPr>
+          <w:rFonts w:hint="cs"/>
+          <w:sz w:val="56"/>
+          <w:szCs w:val="56"/>
+          <w:rtl/>
+          <w:lang w:bidi="ar-EG"/>
+        </w:rPr>
+        <w:lastRenderedPageBreak/>
+        <w:t>العظيم، فعملي لن يحمل حتى في المستقبل أي ثمر لمجد الله. فكل شيء لم يعُد له أي معنى! فالسبب الرابع لفقدان العزيمة هو انعدام الرجاء.</w:t>
+      </w:r>
+    </w:p>
+    <w:p>
+      <w:pPr>
+        <w:jc w:val="both"/>
+        <w:rPr>
+          <w:b/>
+          <w:bCs/>
+          <w:color w:val="FF0000"/>
+          <w:sz w:val="56"/>
+          <w:szCs w:val="56"/>
+          <w:rtl/>
+          <w:lang w:bidi="ar-EG"/>
+        </w:rPr>
+      </w:pPr>
+      <w:r>
+        <w:rPr>
+          <w:rFonts w:hint="cs"/>
+          <w:b/>
+          <w:bCs/>
+          <w:color w:val="FF0000"/>
+          <w:sz w:val="56"/>
+          <w:szCs w:val="56"/>
+          <w:rtl/>
+          <w:lang w:bidi="ar-EG"/>
+        </w:rPr>
+        <w:t>خيبة الأمل</w:t>
+      </w:r>
+    </w:p>
+    <w:p>
+      <w:pPr>
+        <w:jc w:val="both"/>
+        <w:rPr>
+          <w:sz w:val="56"/>
+          <w:szCs w:val="56"/>
+          <w:rtl/>
+          <w:lang w:bidi="ar-EG"/>
+        </w:rPr>
+      </w:pPr>
+      <w:r>
+        <w:rPr>
+          <w:rFonts w:hint="cs"/>
+          <w:sz w:val="56"/>
+          <w:szCs w:val="56"/>
+          <w:rtl/>
+          <w:lang w:bidi="ar-EG"/>
+        </w:rPr>
+        <w:t>إيليا يصلي: "</w:t>
+      </w:r>
+      <w:r>
+        <w:rPr>
+          <w:sz w:val="56"/>
+          <w:szCs w:val="56"/>
+          <w:rtl/>
+          <w:lang w:bidi="ar-EG"/>
+        </w:rPr>
+        <w:t>الآنَ يَا رَبُّ. خُذْ نَفْسِي لأَنِّي لَسْتُ خَيْرًا مِنْ آبَائِي»</w:t>
+      </w:r>
+      <w:r>
+        <w:rPr>
+          <w:rFonts w:hint="cs"/>
+          <w:sz w:val="56"/>
+          <w:szCs w:val="56"/>
+          <w:rtl/>
+          <w:lang w:bidi="ar-EG"/>
+        </w:rPr>
+        <w:t>" (1. ملوك 19: 4). هذه الكلمات توضّح: فإيليا آمن فعلاً بأنه أفضل من آبائه، الذين لم يقدروا إيقاف الهزيمة النكراء في شعب الله. غير أنه الآن استفاق تمامًا: إنه هو أيضًا لم يقدر أن يفعل شيئًا مع الحالة الأسيفة في شعب إسرائيل. وبالتالي نحن عند السبب الخامس للهزيمة: خيبة الأمل.</w:t>
+      </w:r>
+    </w:p>
+    <w:p>
+      <w:pPr>
+        <w:jc w:val="both"/>
+        <w:rPr>
+          <w:b/>
+          <w:bCs/>
+          <w:color w:val="FF0000"/>
+          <w:sz w:val="56"/>
+          <w:szCs w:val="56"/>
+          <w:rtl/>
+          <w:lang w:bidi="ar-EG"/>
+        </w:rPr>
+      </w:pPr>
+      <w:r>
+        <w:rPr>
+          <w:rFonts w:hint="cs"/>
+          <w:b/>
+          <w:bCs/>
+          <w:color w:val="FF0000"/>
+          <w:sz w:val="56"/>
+          <w:szCs w:val="56"/>
+          <w:rtl/>
+          <w:lang w:bidi="ar-EG"/>
+        </w:rPr>
+        <w:t>كبرياء</w:t>
+      </w:r>
+    </w:p>
+    <w:p>
+      <w:pPr>
+        <w:jc w:val="both"/>
+        <w:rPr>
+          <w:sz w:val="56"/>
+          <w:szCs w:val="56"/>
+          <w:rtl/>
+          <w:lang w:bidi="ar-EG"/>
+        </w:rPr>
+      </w:pPr>
+      <w:r>
+        <w:rPr>
+          <w:rFonts w:hint="cs"/>
+          <w:sz w:val="56"/>
+          <w:szCs w:val="56"/>
+          <w:rtl/>
+          <w:lang w:bidi="ar-EG"/>
+        </w:rPr>
+        <w:t>من بعد ذلك بقليل يتضّح، بأن إيليا لم يعُد يتعالى على الآباء فقط، وإنما على معاصريه. مرتان قال عن يقين عند جبل حوريب: "</w:t>
+      </w:r>
+      <w:r>
+        <w:rPr>
+          <w:sz w:val="56"/>
+          <w:szCs w:val="56"/>
+          <w:rtl/>
+        </w:rPr>
+        <w:t xml:space="preserve"> </w:t>
+      </w:r>
+      <w:r>
+        <w:rPr>
+          <w:sz w:val="56"/>
+          <w:szCs w:val="56"/>
+          <w:rtl/>
+          <w:lang w:bidi="ar-EG"/>
+        </w:rPr>
+        <w:t>«قَدْ غِرْتُ غَيْرَةً لِلرَّبِّ إِلهِ الْجُنُودِ، لأَنَّ بَنِي إِسْرَائِيلَ قَدْ تَرَكُوا عَهْدَكَ، وَنَقَضُوا مَذَابِحَكَ، وَقَتَلُوا أَنْبِيَاءَكَ بِالسَّيْفِ، فَبَقِيتُ أَنَا وَحْدِي، وَهُمْ يَطْلُبُونَ نَفْسِي لِيَأْخُذُوهَا»</w:t>
+      </w:r>
+      <w:r>
+        <w:rPr>
+          <w:rFonts w:hint="cs"/>
+          <w:sz w:val="56"/>
+          <w:szCs w:val="56"/>
+          <w:rtl/>
+          <w:lang w:bidi="ar-EG"/>
+        </w:rPr>
+        <w:t xml:space="preserve">" (1. ملوك 19: 10). غير أن الله يقول له بأنه قد حفظ لنفسه في نعمته شهادة كاملة عن اسمه حتى في زمن الشر هذا. إيليا وهو يرى بعين حادة فشل الشعب، لم يكن يدرك ما فعلته النعمة </w:t>
+      </w:r>
+      <w:r>
+        <w:rPr>
+          <w:rFonts w:hint="cs"/>
+          <w:sz w:val="56"/>
+          <w:szCs w:val="56"/>
+          <w:rtl/>
+          <w:lang w:bidi="ar-EG"/>
+        </w:rPr>
+        <w:lastRenderedPageBreak/>
+        <w:t xml:space="preserve">في الأمناء الـ 7000 (1. ملوك 19: 18). كبرياؤه </w:t>
+      </w:r>
+      <w:proofErr w:type="spellStart"/>
+      <w:r>
+        <w:rPr>
+          <w:rFonts w:hint="cs"/>
+          <w:sz w:val="56"/>
+          <w:szCs w:val="56"/>
+          <w:rtl/>
+          <w:lang w:bidi="ar-EG"/>
+        </w:rPr>
+        <w:t>وأنانيته</w:t>
+      </w:r>
+      <w:proofErr w:type="spellEnd"/>
+      <w:r>
+        <w:rPr>
+          <w:rFonts w:hint="cs"/>
+          <w:sz w:val="56"/>
+          <w:szCs w:val="56"/>
+          <w:rtl/>
+          <w:lang w:bidi="ar-EG"/>
+        </w:rPr>
+        <w:t xml:space="preserve"> أعاقت نظره عنها. وكل مَن لا يستطيع أن يفرح بعمل نعمة الله في الآخرين، سيسود نفسيته المرار وسيُصقل كالحديد الشؤم في نفسه. سبب آخر لهزيمته هو إذًا الكبرياء.</w:t>
+      </w:r>
+    </w:p>
+    <w:p>
+      <w:pPr>
+        <w:jc w:val="both"/>
+        <w:rPr>
+          <w:b/>
+          <w:bCs/>
+          <w:color w:val="FF0000"/>
+          <w:sz w:val="56"/>
+          <w:szCs w:val="56"/>
+          <w:rtl/>
+          <w:lang w:bidi="ar-EG"/>
+        </w:rPr>
+      </w:pPr>
+      <w:r>
+        <w:rPr>
+          <w:rFonts w:hint="cs"/>
+          <w:b/>
+          <w:bCs/>
+          <w:color w:val="FF0000"/>
+          <w:sz w:val="56"/>
+          <w:szCs w:val="56"/>
+          <w:rtl/>
+          <w:lang w:bidi="ar-EG"/>
+        </w:rPr>
+        <w:t>ما الذي يُفقد العزيمة؟</w:t>
+      </w:r>
+    </w:p>
+    <w:p>
+      <w:pPr>
+        <w:jc w:val="both"/>
+        <w:rPr>
+          <w:sz w:val="56"/>
+          <w:szCs w:val="56"/>
+          <w:rtl/>
+          <w:lang w:bidi="ar-EG"/>
+        </w:rPr>
+      </w:pPr>
+      <w:r>
+        <w:rPr>
+          <w:rFonts w:hint="cs"/>
+          <w:sz w:val="56"/>
+          <w:szCs w:val="56"/>
+          <w:rtl/>
+          <w:lang w:bidi="ar-EG"/>
+        </w:rPr>
+        <w:t>هنالك أسباب مختلفة لماذا هُزم إيليا. دعونا نتعلم من هذا لكيما نُحفَظ من "اختبار شج</w:t>
+      </w:r>
+      <w:r>
+        <w:rPr>
+          <w:rFonts w:hint="cs"/>
+          <w:sz w:val="56"/>
+          <w:szCs w:val="56"/>
+          <w:rtl/>
+          <w:lang w:bidi="ar-EG"/>
+        </w:rPr>
+        <w:t>ي</w:t>
+      </w:r>
+      <w:r>
+        <w:rPr>
+          <w:rFonts w:hint="cs"/>
+          <w:sz w:val="56"/>
+          <w:szCs w:val="56"/>
+          <w:rtl/>
+          <w:lang w:bidi="ar-EG"/>
+        </w:rPr>
+        <w:t>رة الرتمة" أو لنتغلب عليها من جديد. إننا نفقد العزيمة، ....</w:t>
+      </w:r>
+    </w:p>
+    <w:p>
+      <w:pPr>
+        <w:jc w:val="both"/>
+        <w:rPr>
+          <w:sz w:val="56"/>
+          <w:szCs w:val="56"/>
+          <w:rtl/>
+          <w:lang w:bidi="ar-EG"/>
+        </w:rPr>
+      </w:pPr>
+      <w:r>
+        <w:rPr>
+          <w:rFonts w:hint="cs"/>
+          <w:sz w:val="56"/>
+          <w:szCs w:val="56"/>
+          <w:rtl/>
+          <w:lang w:bidi="ar-EG"/>
+        </w:rPr>
+        <w:t>... عندما ننظر إلى ما يفعله الآخرون لنا شرًا؛</w:t>
+      </w:r>
+    </w:p>
+    <w:p>
+      <w:pPr>
+        <w:jc w:val="both"/>
+        <w:rPr>
+          <w:sz w:val="56"/>
+          <w:szCs w:val="56"/>
+          <w:rtl/>
+          <w:lang w:bidi="ar-EG"/>
+        </w:rPr>
+      </w:pPr>
+      <w:r>
+        <w:rPr>
+          <w:rFonts w:hint="cs"/>
+          <w:sz w:val="56"/>
+          <w:szCs w:val="56"/>
+          <w:rtl/>
+          <w:lang w:bidi="ar-EG"/>
+        </w:rPr>
+        <w:t>... عندما نتكوّر في بيتنا الحلزوني؛</w:t>
+      </w:r>
+    </w:p>
+    <w:p>
+      <w:pPr>
+        <w:jc w:val="both"/>
+        <w:rPr>
+          <w:sz w:val="56"/>
+          <w:szCs w:val="56"/>
+          <w:rtl/>
+          <w:lang w:bidi="ar-EG"/>
+        </w:rPr>
+      </w:pPr>
+      <w:r>
+        <w:rPr>
+          <w:rFonts w:hint="cs"/>
+          <w:sz w:val="56"/>
+          <w:szCs w:val="56"/>
+          <w:rtl/>
+          <w:lang w:bidi="ar-EG"/>
+        </w:rPr>
+        <w:t>... عندما نهمل سلامة أجسامنا وسلامنا الداخلي؛</w:t>
+      </w:r>
+    </w:p>
+    <w:p>
+      <w:pPr>
+        <w:jc w:val="both"/>
+        <w:rPr>
+          <w:sz w:val="56"/>
+          <w:szCs w:val="56"/>
+          <w:rtl/>
+          <w:lang w:bidi="ar-EG"/>
+        </w:rPr>
+      </w:pPr>
+      <w:r>
+        <w:rPr>
+          <w:rFonts w:hint="cs"/>
+          <w:sz w:val="56"/>
+          <w:szCs w:val="56"/>
+          <w:rtl/>
+          <w:lang w:bidi="ar-EG"/>
+        </w:rPr>
+        <w:t>... عندما لا نعود نضع رجاءنا على الرب؛</w:t>
+      </w:r>
+    </w:p>
+    <w:p>
+      <w:pPr>
+        <w:jc w:val="both"/>
+        <w:rPr>
+          <w:sz w:val="56"/>
+          <w:szCs w:val="56"/>
+          <w:rtl/>
+          <w:lang w:bidi="ar-EG"/>
+        </w:rPr>
+      </w:pPr>
+      <w:r>
+        <w:rPr>
+          <w:rFonts w:hint="cs"/>
+          <w:sz w:val="56"/>
+          <w:szCs w:val="56"/>
+          <w:rtl/>
+          <w:lang w:bidi="ar-EG"/>
+        </w:rPr>
+        <w:t>... عندما ننظر إلى ما لم ننجح به؛</w:t>
+      </w:r>
+    </w:p>
+    <w:p>
+      <w:pPr>
+        <w:jc w:val="both"/>
+        <w:rPr>
+          <w:sz w:val="56"/>
+          <w:szCs w:val="56"/>
+          <w:rtl/>
+          <w:lang w:bidi="ar-EG"/>
+        </w:rPr>
+      </w:pPr>
+      <w:r>
+        <w:rPr>
+          <w:rFonts w:hint="cs"/>
+          <w:sz w:val="56"/>
+          <w:szCs w:val="56"/>
+          <w:rtl/>
+          <w:lang w:bidi="ar-EG"/>
+        </w:rPr>
+        <w:t>... عندما لا ننظر إلى ما عملته نعمة الله.</w:t>
+      </w:r>
+    </w:p>
+    <w:p>
+      <w:pPr>
+        <w:jc w:val="both"/>
+        <w:rPr>
+          <w:sz w:val="56"/>
+          <w:szCs w:val="56"/>
+          <w:rtl/>
+          <w:lang w:bidi="ar-EG"/>
+        </w:rPr>
+      </w:pPr>
+    </w:p>
+    <w:p>
+      <w:pPr>
+        <w:jc w:val="both"/>
+        <w:rPr>
+          <w:sz w:val="56"/>
+          <w:szCs w:val="56"/>
+          <w:rtl/>
+          <w:lang w:bidi="ar-EG"/>
+        </w:rPr>
+      </w:pPr>
+    </w:p>
+    <w:p>
+      <w:pPr>
+        <w:jc w:val="both"/>
+        <w:rPr>
+          <w:b/>
+          <w:bCs/>
+          <w:color w:val="2E74B5" w:themeColor="accent5" w:themeShade="BF"/>
+          <w:sz w:val="56"/>
+          <w:szCs w:val="56"/>
+          <w:rtl/>
+          <w:lang w:bidi="ar-EG"/>
+        </w:rPr>
+      </w:pPr>
+      <w:r>
+        <w:rPr>
+          <w:rFonts w:hint="cs"/>
+          <w:b/>
+          <w:bCs/>
+          <w:color w:val="2E74B5" w:themeColor="accent5" w:themeShade="BF"/>
+          <w:sz w:val="56"/>
+          <w:szCs w:val="56"/>
+          <w:rtl/>
+          <w:lang w:bidi="ar-EG"/>
+        </w:rPr>
+        <w:lastRenderedPageBreak/>
+        <w:t>راحة</w:t>
+      </w:r>
+    </w:p>
+    <w:p>
+      <w:pPr>
+        <w:jc w:val="both"/>
+        <w:rPr>
+          <w:sz w:val="56"/>
+          <w:szCs w:val="56"/>
+          <w:rtl/>
+          <w:lang w:bidi="ar-EG"/>
+        </w:rPr>
+      </w:pPr>
+      <w:r>
+        <w:rPr>
+          <w:rFonts w:hint="cs"/>
+          <w:sz w:val="56"/>
+          <w:szCs w:val="56"/>
+          <w:rtl/>
+          <w:lang w:bidi="ar-EG"/>
+        </w:rPr>
+        <w:t>إيليا يجلس تحت شجيرة الرتمة ويطلب من الله بأن يسمح له أن يموت. الله، مَن غيّر الطقس بصلاة إيليا عبر سنوات، لم يُذعن له. ما الذي فعله بدلاً من ذلك؟ كيف أعان عبده فاقد العزيمة؟ هل حدثت زلزلة لتسجيل قوة الله التي لا تتغير؟ هل أراه عربة نارية ليشجعه؟</w:t>
+      </w:r>
+    </w:p>
+    <w:p>
+      <w:pPr>
+        <w:jc w:val="both"/>
+        <w:rPr>
+          <w:sz w:val="56"/>
+          <w:szCs w:val="56"/>
+          <w:rtl/>
+          <w:lang w:bidi="ar-EG"/>
+        </w:rPr>
+      </w:pPr>
+      <w:r>
+        <w:rPr>
+          <w:rFonts w:hint="cs"/>
+          <w:sz w:val="56"/>
+          <w:szCs w:val="56"/>
+          <w:rtl/>
+          <w:lang w:bidi="ar-EG"/>
+        </w:rPr>
+        <w:t>الأمر الأول الذي</w:t>
+      </w:r>
+      <w:r>
+        <w:rPr>
+          <w:rFonts w:hint="cs"/>
+          <w:sz w:val="56"/>
+          <w:szCs w:val="56"/>
+          <w:rtl/>
+          <w:lang w:bidi="ar-EG"/>
+        </w:rPr>
+        <w:t xml:space="preserve"> ضمنه الله </w:t>
+      </w:r>
+      <w:proofErr w:type="spellStart"/>
+      <w:r>
+        <w:rPr>
+          <w:rFonts w:hint="cs"/>
+          <w:sz w:val="56"/>
+          <w:szCs w:val="56"/>
+          <w:rtl/>
+          <w:lang w:bidi="ar-EG"/>
+        </w:rPr>
+        <w:t>لإيليا</w:t>
+      </w:r>
+      <w:proofErr w:type="spellEnd"/>
+      <w:r>
+        <w:rPr>
+          <w:rFonts w:hint="cs"/>
+          <w:sz w:val="56"/>
+          <w:szCs w:val="56"/>
+          <w:rtl/>
+          <w:lang w:bidi="ar-EG"/>
+        </w:rPr>
+        <w:t xml:space="preserve"> المنهك القِوى والمضطرب </w:t>
+      </w:r>
+      <w:r>
+        <w:rPr>
+          <w:rFonts w:hint="cs"/>
+          <w:sz w:val="56"/>
+          <w:szCs w:val="56"/>
+          <w:rtl/>
+          <w:lang w:bidi="ar-EG"/>
+        </w:rPr>
+        <w:t xml:space="preserve">هو </w:t>
+      </w:r>
+      <w:r>
+        <w:rPr>
+          <w:rFonts w:hint="cs"/>
+          <w:sz w:val="56"/>
+          <w:szCs w:val="56"/>
+          <w:rtl/>
+          <w:lang w:bidi="ar-EG"/>
+        </w:rPr>
+        <w:t>نومًا هادئًا. إننا يجب أن نسمح لأنفسنا بهدوء نفسي عميق عندما نكون منهكين مثل إيليا.</w:t>
+      </w:r>
+    </w:p>
+    <w:p>
+      <w:pPr>
+        <w:jc w:val="both"/>
+        <w:rPr>
+          <w:b/>
+          <w:bCs/>
+          <w:color w:val="2E74B5" w:themeColor="accent5" w:themeShade="BF"/>
+          <w:sz w:val="56"/>
+          <w:szCs w:val="56"/>
+          <w:rtl/>
+          <w:lang w:bidi="ar-EG"/>
+        </w:rPr>
+      </w:pPr>
+      <w:r>
+        <w:rPr>
+          <w:rFonts w:hint="cs"/>
+          <w:b/>
+          <w:bCs/>
+          <w:color w:val="2E74B5" w:themeColor="accent5" w:themeShade="BF"/>
+          <w:sz w:val="56"/>
+          <w:szCs w:val="56"/>
+          <w:rtl/>
+          <w:lang w:bidi="ar-EG"/>
+        </w:rPr>
+        <w:t>تشديد</w:t>
+      </w:r>
+    </w:p>
+    <w:p>
+      <w:pPr>
+        <w:jc w:val="both"/>
+        <w:rPr>
+          <w:sz w:val="56"/>
+          <w:szCs w:val="56"/>
+          <w:rtl/>
+          <w:lang w:bidi="ar-EG"/>
+        </w:rPr>
+      </w:pPr>
+      <w:r>
+        <w:rPr>
+          <w:rFonts w:hint="cs"/>
+          <w:sz w:val="56"/>
+          <w:szCs w:val="56"/>
+          <w:rtl/>
+          <w:lang w:bidi="ar-EG"/>
+        </w:rPr>
+        <w:t xml:space="preserve">من ثم يحصل النبي على تعضيد عظيم لم يكن يرجوه. مباشرة إلى جانب رأسه تُعدّ المائدة: فطيرة مخبوزة ساخنة وإبريق ماء. حتى وإن كانت تبدو كحقيقة بديهية: النفوس الفاقدة عزيمتها ليس لها </w:t>
+      </w:r>
+      <w:proofErr w:type="gramStart"/>
+      <w:r>
+        <w:rPr>
+          <w:rFonts w:hint="cs"/>
+          <w:sz w:val="56"/>
+          <w:szCs w:val="56"/>
+          <w:rtl/>
+          <w:lang w:bidi="ar-EG"/>
+        </w:rPr>
+        <w:t>أن لا</w:t>
+      </w:r>
+      <w:proofErr w:type="gramEnd"/>
+      <w:r>
+        <w:rPr>
+          <w:rFonts w:hint="cs"/>
+          <w:sz w:val="56"/>
+          <w:szCs w:val="56"/>
+          <w:rtl/>
+          <w:lang w:bidi="ar-EG"/>
+        </w:rPr>
+        <w:t xml:space="preserve"> تقدّر خير راحة ليل طويل وطعام جيد. وبالطبع فإن الله يعطينا طعامًا روحيًا وأوقاتًا للتأمل تنعش نفوسنا في الأعماق وتقوينا.</w:t>
+      </w:r>
+    </w:p>
+    <w:p>
+      <w:pPr>
+        <w:jc w:val="both"/>
+        <w:rPr>
+          <w:b/>
+          <w:bCs/>
+          <w:color w:val="2E74B5" w:themeColor="accent5" w:themeShade="BF"/>
+          <w:sz w:val="56"/>
+          <w:szCs w:val="56"/>
+          <w:rtl/>
+          <w:lang w:bidi="ar-EG"/>
+        </w:rPr>
+      </w:pPr>
+    </w:p>
+    <w:p>
+      <w:pPr>
+        <w:jc w:val="both"/>
+        <w:rPr>
+          <w:b/>
+          <w:bCs/>
+          <w:color w:val="2E74B5" w:themeColor="accent5" w:themeShade="BF"/>
+          <w:sz w:val="56"/>
+          <w:szCs w:val="56"/>
+          <w:rtl/>
+          <w:lang w:bidi="ar-EG"/>
+        </w:rPr>
+      </w:pPr>
+    </w:p>
+    <w:p>
+      <w:pPr>
+        <w:jc w:val="both"/>
+        <w:rPr>
+          <w:b/>
+          <w:bCs/>
+          <w:color w:val="2E74B5" w:themeColor="accent5" w:themeShade="BF"/>
+          <w:sz w:val="56"/>
+          <w:szCs w:val="56"/>
+          <w:rtl/>
+          <w:lang w:bidi="ar-EG"/>
+        </w:rPr>
+      </w:pPr>
+      <w:r>
+        <w:rPr>
+          <w:rFonts w:hint="cs"/>
+          <w:b/>
+          <w:bCs/>
+          <w:color w:val="2E74B5" w:themeColor="accent5" w:themeShade="BF"/>
+          <w:sz w:val="56"/>
+          <w:szCs w:val="56"/>
+          <w:rtl/>
+          <w:lang w:bidi="ar-EG"/>
+        </w:rPr>
+        <w:lastRenderedPageBreak/>
+        <w:t>القُرب من الرب</w:t>
+      </w:r>
+    </w:p>
+    <w:p>
+      <w:pPr>
+        <w:jc w:val="both"/>
+        <w:rPr>
+          <w:sz w:val="56"/>
+          <w:szCs w:val="56"/>
+          <w:rtl/>
+          <w:lang w:bidi="ar-EG"/>
+        </w:rPr>
+      </w:pPr>
+      <w:r>
+        <w:rPr>
+          <w:rFonts w:hint="cs"/>
+          <w:sz w:val="56"/>
+          <w:szCs w:val="56"/>
+          <w:rtl/>
+          <w:lang w:bidi="ar-EG"/>
+        </w:rPr>
+        <w:t xml:space="preserve">من الملفت مَن يأتي بالطعام </w:t>
+      </w:r>
+      <w:proofErr w:type="spellStart"/>
+      <w:r>
+        <w:rPr>
+          <w:rFonts w:hint="cs"/>
+          <w:sz w:val="56"/>
+          <w:szCs w:val="56"/>
+          <w:rtl/>
+          <w:lang w:bidi="ar-EG"/>
+        </w:rPr>
+        <w:t>لإيليا</w:t>
+      </w:r>
+      <w:proofErr w:type="spellEnd"/>
+      <w:r>
+        <w:rPr>
+          <w:rFonts w:hint="cs"/>
+          <w:sz w:val="56"/>
+          <w:szCs w:val="56"/>
+          <w:rtl/>
+          <w:lang w:bidi="ar-EG"/>
+        </w:rPr>
+        <w:t xml:space="preserve">: إنه ملاك الرب. حينما جلس إيليا عند جدول </w:t>
+      </w:r>
+      <w:r>
+        <w:rPr>
+          <w:rFonts w:hint="cs"/>
+          <w:sz w:val="56"/>
+          <w:szCs w:val="56"/>
+          <w:rtl/>
+          <w:lang w:bidi="ar-EG"/>
+        </w:rPr>
+        <w:t>ك</w:t>
+      </w:r>
+      <w:r>
+        <w:rPr>
+          <w:rFonts w:hint="cs"/>
+          <w:sz w:val="56"/>
+          <w:szCs w:val="56"/>
+          <w:rtl/>
+          <w:lang w:bidi="ar-EG"/>
+        </w:rPr>
+        <w:t xml:space="preserve">ريت، أعالته غربان كان الخبز </w:t>
+      </w:r>
+      <w:r>
+        <w:rPr>
+          <w:rFonts w:hint="cs"/>
+          <w:sz w:val="56"/>
+          <w:szCs w:val="56"/>
+          <w:rtl/>
+          <w:lang w:bidi="ar-EG"/>
         </w:rPr>
         <w:t>و</w:t>
       </w:r>
       <w:r>
         <w:rPr>
-          <w:rtl/>
-        </w:rPr>
-        <w:t xml:space="preserve"> التراب ملجأهم: مع الله الأبدي. هذا الإله كان موجودًا حينما وُلدت أجيال في الماضي، حينما وُلدت الخليقة العظيمة – نعم، منذ الأزل هو الله. وهذا الله العظيم، الذي في عينيه ألف سنة كيوم أمس، هو مسكن الذين يتكلون عليه (مزمور 90: 1 – 4).</w:t>
-      </w:r>
-    </w:p>
-    <w:p>
-      <w:pPr>
-        <w:bidi/>
-        <w:jc w:val="both"/>
-        <w:rPr>
-          <w:rtl/>
-        </w:rPr>
-      </w:pPr>
-      <w:r>
-        <w:rPr>
-          <w:rtl/>
-        </w:rPr>
-        <w:t>باتضاع يصلي موسى إلى إله الزمان الغابر ويطرح 8 طلبات أمامه (مزمور 90: 12 – 17). يا ليت الله:</w:t>
-      </w:r>
-    </w:p>
-    <w:p>
-      <w:pPr>
-        <w:bidi/>
-        <w:spacing w:after="0"/>
-        <w:jc w:val="both"/>
-        <w:rPr>
-          <w:rtl/>
-        </w:rPr>
-      </w:pPr>
-      <w:r>
-        <w:rPr>
-          <w:rtl/>
-        </w:rPr>
-        <w:t>* ... يعلّم الإسرائيليين إحصاء أيام حياتهم ليؤتون قلب حكمة.</w:t>
-      </w:r>
-    </w:p>
-    <w:p>
-      <w:pPr>
-        <w:bidi/>
-        <w:spacing w:after="0"/>
-        <w:jc w:val="both"/>
-        <w:rPr>
-          <w:rtl/>
-        </w:rPr>
-      </w:pPr>
-      <w:r>
-        <w:rPr>
-          <w:rtl/>
-        </w:rPr>
-        <w:t>* ... يعيدهم إلى ألطافه بطرح غضبه عنهم.</w:t>
-      </w:r>
-    </w:p>
-    <w:p>
-      <w:pPr>
-        <w:bidi/>
-        <w:spacing w:after="0"/>
-        <w:jc w:val="both"/>
-        <w:rPr>
-          <w:rtl/>
-        </w:rPr>
-      </w:pPr>
-      <w:r>
-        <w:rPr>
-          <w:rtl/>
-        </w:rPr>
-        <w:t>* ... يندم وينهي الأيام العصيبة.</w:t>
-      </w:r>
-    </w:p>
-    <w:p>
-      <w:pPr>
-        <w:bidi/>
-        <w:spacing w:after="0"/>
-        <w:jc w:val="both"/>
-        <w:rPr>
-          <w:rtl/>
-        </w:rPr>
-      </w:pPr>
-      <w:r>
-        <w:rPr>
-          <w:rtl/>
-        </w:rPr>
-        <w:t>* ... يسدّ احتياجاتهم برحمته ليتهللوا.</w:t>
-      </w:r>
-    </w:p>
-    <w:p>
-      <w:pPr>
-        <w:bidi/>
-        <w:spacing w:after="0"/>
-        <w:jc w:val="both"/>
-        <w:rPr>
-          <w:rtl/>
-        </w:rPr>
-      </w:pPr>
-      <w:r>
-        <w:rPr>
-          <w:rtl/>
-        </w:rPr>
-        <w:t>* ... يمنحهم فرحًا جديدًا من بعد الوقت العصيب.</w:t>
-      </w:r>
-    </w:p>
-    <w:p>
-      <w:pPr>
-        <w:bidi/>
-        <w:spacing w:after="0"/>
-        <w:jc w:val="both"/>
-        <w:rPr>
-          <w:rtl/>
-        </w:rPr>
-      </w:pPr>
-      <w:r>
-        <w:rPr>
-          <w:rtl/>
-        </w:rPr>
-        <w:t>* ... يُظهر مجده بالأفعال.</w:t>
-      </w:r>
-    </w:p>
-    <w:p>
-      <w:pPr>
-        <w:bidi/>
-        <w:spacing w:after="0"/>
-        <w:jc w:val="both"/>
-        <w:rPr>
-          <w:rtl/>
-        </w:rPr>
-      </w:pPr>
-      <w:r>
-        <w:rPr>
-          <w:rtl/>
-        </w:rPr>
-        <w:t>* ... يحل بنعمته على الشعب.</w:t>
-      </w:r>
-    </w:p>
-    <w:p>
-      <w:pPr>
-        <w:bidi/>
-        <w:jc w:val="both"/>
-        <w:rPr>
-          <w:rtl/>
-        </w:rPr>
-      </w:pPr>
-      <w:r>
-        <w:rPr>
-          <w:rtl/>
-        </w:rPr>
-        <w:t>* ... يثبّت عمل أيديهم.</w:t>
-      </w:r>
-    </w:p>
-    <w:p>
-      <w:pPr>
-        <w:bidi/>
-        <w:jc w:val="both"/>
-        <w:rPr>
-          <w:rtl/>
-        </w:rPr>
-      </w:pPr>
-      <w:r>
-        <w:rPr>
-          <w:rtl/>
-        </w:rPr>
-        <w:t>إحصاء الأيام</w:t>
-      </w:r>
-    </w:p>
-    <w:p>
-      <w:pPr>
-        <w:bidi/>
-        <w:jc w:val="both"/>
-        <w:rPr>
-          <w:rtl/>
-        </w:rPr>
-      </w:pPr>
-      <w:r>
-        <w:rPr>
-          <w:rFonts w:hint="cs"/>
-          <w:rtl/>
-        </w:rPr>
-        <w:t>دعونا نتمعن في طلبة موسى الأولى، إنها تقول: "</w:t>
-      </w:r>
-      <w:r>
-        <w:rPr>
-          <w:rtl/>
-        </w:rPr>
-        <w:t>إِحْصَاءَ أَيَّامِنَا هكَذَا عَلِّمْنَا فَنُؤْتَى قَلْبَ حِكْمَةٍ.</w:t>
-      </w:r>
-      <w:r>
-        <w:rPr>
-          <w:rFonts w:hint="cs"/>
-          <w:rtl/>
-        </w:rPr>
-        <w:t>!" هذه الطلبة هي كتمهيد لباقي الطلبات، لأنه فقط مَن يحصي أيامه سيصلي طالبًا لطف الله ومعونته في كل يوم، كما فعل موسى.</w:t>
-      </w:r>
-    </w:p>
-    <w:p>
-      <w:pPr>
-        <w:bidi/>
-        <w:jc w:val="both"/>
-        <w:rPr>
-          <w:rtl/>
-        </w:rPr>
-      </w:pPr>
-      <w:r>
-        <w:rPr>
-          <w:rFonts w:hint="cs"/>
-          <w:rtl/>
-        </w:rPr>
-        <w:t>نحن نحتاج إلى تعليم الله لكيما نتعلم إحصاء أيام حياتنا القليلة</w:t>
-      </w:r>
-      <w:r>
-        <w:rPr>
-          <w:rFonts w:hint="cs"/>
-          <w:rtl/>
-        </w:rPr>
-        <w:t xml:space="preserve"> ولنكون حكماء. في ذلك بالطبع لا يدور الأمر حول إضافة بعض الأعداد (والذي يتطلب فقط القليل من الفهم)، وإنما علينا أن نوسّع تقديرنا وننميه في كل يوم يضمنه لنا الله الأزلي. إن الحكيم يعي في ذلك بأن كل يوم من الممكن أن يكون آخر يوم له على الأرض. أما الجاهل بالمقابل فهو يحسب فقط حساب بعض السنوات المريحة في حياته، ولكنه لا يحسب بأنه سيُستدعى إلى الأبدية. إن هذا يوضحه الرب في مثل فلاح الذرة الغني الأناني في صورة واضحة جدًا (لوقا 12: 16 </w:t>
-      </w:r>
-      <w:r>
-        <w:rPr>
-          <w:rtl/>
+          <w:rFonts w:hint="cs"/>
+          <w:sz w:val="56"/>
+          <w:szCs w:val="56"/>
+          <w:rtl/>
+          <w:lang w:bidi="ar-EG"/>
+        </w:rPr>
+        <w:t xml:space="preserve">اللحم يسقط من مناقيرها (1. ملوك 17: 2 </w:t>
+      </w:r>
+      <w:r>
+        <w:rPr>
+          <w:sz w:val="56"/>
+          <w:szCs w:val="56"/>
+          <w:rtl/>
+          <w:lang w:bidi="ar-EG"/>
         </w:rPr>
         <w:t>–</w:t>
       </w:r>
       <w:r>
         <w:rPr>
           <w:rFonts w:hint="cs"/>
-          <w:rtl/>
-        </w:rPr>
-        <w:t xml:space="preserve"> 21).</w:t>
-      </w:r>
-    </w:p>
-    <w:p>
-      <w:pPr>
-        <w:bidi/>
-        <w:jc w:val="both"/>
-        <w:rPr>
-          <w:rFonts w:hint="cs"/>
-          <w:rtl/>
-        </w:rPr>
-      </w:pPr>
-      <w:r>
-        <w:rPr>
-          <w:rFonts w:hint="cs"/>
-          <w:rtl/>
-        </w:rPr>
-        <w:t>الرسول بولس يُري وجهة نظر هامة، كيف نحيا بحكمة: "</w:t>
-      </w:r>
-      <w:r>
-        <w:rPr>
-          <w:rtl/>
-        </w:rPr>
-        <w:t>اُسْلُكُوا بِحِكْمَةٍ مِنْ جِهَةِ الَّذِينَ هُمْ مِنْ خَارِجٍ، مُفْتَدِينَ الْوَقْتَ.</w:t>
-      </w:r>
-      <w:r>
-        <w:rPr>
-          <w:rFonts w:hint="cs"/>
-          <w:rtl/>
-        </w:rPr>
-        <w:t xml:space="preserve">" (كولوسي 4: 5؛ قارن أفسس 5: 15، 16). </w:t>
-      </w:r>
-      <w:r>
-        <w:rPr>
-          <w:rFonts w:hint="cs"/>
-          <w:rtl/>
-        </w:rPr>
-        <w:t>إن استفدنا من حياتنا العابرة سريعًا</w:t>
-      </w:r>
-      <w:r>
-        <w:rPr>
-          <w:rFonts w:hint="cs"/>
-          <w:rtl/>
-        </w:rPr>
-        <w:t xml:space="preserve"> لربح الناس للمسيح الذين هم من خارج من خلال سلوكنا وكلامنا، عندها سنكون فعلاً حكماء. هل نحن نحصي أيامنا في هذا المنظور؟ هل نستفيد من فرص لنُشير إلى الرب يسوع؟ هل نسلّم الإنجيل لآخرين؟ عندها يمكننا أن نصلي مع موسى بجراءة: "</w:t>
-      </w:r>
-      <w:r>
-        <w:rPr>
-          <w:rtl/>
-        </w:rPr>
-        <w:t>وَعَمَلَ أَيْدِينَا ثَبِّتْ عَلَيْنَا، وَعَمَلَ أَيْدِينَا ثَبِّتْهُ.</w:t>
-      </w:r>
-      <w:r>
-        <w:rPr>
-          <w:rFonts w:hint="cs"/>
-          <w:rtl/>
-        </w:rPr>
-        <w:t>" (مزمور 90: 17).</w:t>
-      </w:r>
+          <w:sz w:val="56"/>
+          <w:szCs w:val="56"/>
+          <w:rtl/>
+          <w:lang w:bidi="ar-EG"/>
+        </w:rPr>
+        <w:t xml:space="preserve"> 6). أما الآن وهو فاقد العزيمة، أتاه الرب بنفسه ويده الرحيمة ناولته الطعام.</w:t>
+      </w:r>
+    </w:p>
+    <w:p>
+      <w:pPr>
+        <w:jc w:val="both"/>
+        <w:rPr>
+          <w:sz w:val="56"/>
+          <w:szCs w:val="56"/>
+          <w:rtl/>
+          <w:lang w:bidi="ar-EG"/>
+        </w:rPr>
+      </w:pPr>
+      <w:r>
+        <w:rPr>
+          <w:rFonts w:hint="cs"/>
+          <w:sz w:val="56"/>
+          <w:szCs w:val="56"/>
+          <w:rtl/>
+          <w:lang w:bidi="ar-EG"/>
+        </w:rPr>
+        <w:t xml:space="preserve">واختبر </w:t>
+      </w:r>
+      <w:proofErr w:type="spellStart"/>
+      <w:r>
+        <w:rPr>
+          <w:rFonts w:hint="cs"/>
+          <w:sz w:val="56"/>
+          <w:szCs w:val="56"/>
+          <w:rtl/>
+          <w:lang w:bidi="ar-EG"/>
+        </w:rPr>
+        <w:t>التميذان</w:t>
+      </w:r>
+      <w:proofErr w:type="spellEnd"/>
+      <w:r>
+        <w:rPr>
+          <w:rFonts w:hint="cs"/>
+          <w:sz w:val="56"/>
+          <w:szCs w:val="56"/>
+          <w:rtl/>
+          <w:lang w:bidi="ar-EG"/>
+        </w:rPr>
+        <w:t xml:space="preserve"> أمرًا مشابهًا أيضًا، ال</w:t>
+      </w:r>
+      <w:r>
+        <w:rPr>
+          <w:rFonts w:hint="cs"/>
+          <w:sz w:val="56"/>
+          <w:szCs w:val="56"/>
+          <w:rtl/>
+          <w:lang w:bidi="ar-EG"/>
+        </w:rPr>
+        <w:t>ل</w:t>
+      </w:r>
+      <w:r>
+        <w:rPr>
+          <w:rFonts w:hint="cs"/>
+          <w:sz w:val="56"/>
+          <w:szCs w:val="56"/>
+          <w:rtl/>
+          <w:lang w:bidi="ar-EG"/>
+        </w:rPr>
+        <w:t>ذ</w:t>
+      </w:r>
+      <w:r>
+        <w:rPr>
+          <w:rFonts w:hint="cs"/>
+          <w:sz w:val="56"/>
+          <w:szCs w:val="56"/>
+          <w:rtl/>
+          <w:lang w:bidi="ar-EG"/>
+        </w:rPr>
+        <w:t>ا</w:t>
+      </w:r>
+      <w:r>
+        <w:rPr>
+          <w:rFonts w:hint="cs"/>
+          <w:sz w:val="56"/>
+          <w:szCs w:val="56"/>
+          <w:rtl/>
+          <w:lang w:bidi="ar-EG"/>
+        </w:rPr>
+        <w:t>ن حزنا بأن الرب مات ولم يعُد يتواجد في وسطهم.</w:t>
+      </w:r>
+      <w:r>
+        <w:rPr>
+          <w:rFonts w:hint="cs"/>
+          <w:sz w:val="56"/>
+          <w:szCs w:val="56"/>
+          <w:rtl/>
+          <w:lang w:bidi="ar-EG"/>
+        </w:rPr>
+        <w:t xml:space="preserve"> لوقا 24 يوضح بشكل ملفت كيف سار الرب بنفسه وراءهم</w:t>
+      </w:r>
+      <w:r>
+        <w:rPr>
+          <w:rFonts w:hint="cs"/>
+          <w:sz w:val="56"/>
+          <w:szCs w:val="56"/>
+          <w:rtl/>
+          <w:lang w:bidi="ar-EG"/>
+        </w:rPr>
+        <w:t>ا</w:t>
+      </w:r>
+      <w:r>
+        <w:rPr>
+          <w:rFonts w:hint="cs"/>
+          <w:sz w:val="56"/>
+          <w:szCs w:val="56"/>
+          <w:rtl/>
+          <w:lang w:bidi="ar-EG"/>
+        </w:rPr>
+        <w:t>: "</w:t>
+      </w:r>
+      <w:r>
+        <w:rPr>
+          <w:sz w:val="56"/>
+          <w:szCs w:val="56"/>
+          <w:rtl/>
+          <w:lang w:bidi="ar-EG"/>
+        </w:rPr>
+        <w:t xml:space="preserve"> وَفِيمَا هُمَا يَتَكَلَّمَانِ وَيَتَحَاوَرَانِ، اقْتَرَبَ إِلَيْهِمَا يَسُوعُ نَفْسُهُ وَكَانَ يَمْشِي مَعَهُمَا.</w:t>
+      </w:r>
+      <w:r>
+        <w:rPr>
+          <w:rFonts w:hint="cs"/>
+          <w:sz w:val="56"/>
+          <w:szCs w:val="56"/>
+          <w:rtl/>
+          <w:lang w:bidi="ar-EG"/>
+        </w:rPr>
+        <w:t>" (لوقا 24: 15). "</w:t>
+      </w:r>
+      <w:r>
+        <w:rPr>
+          <w:sz w:val="56"/>
+          <w:szCs w:val="56"/>
+          <w:rtl/>
+          <w:lang w:bidi="ar-EG"/>
+        </w:rPr>
+        <w:t xml:space="preserve"> ثُمَّ ابْتَدَأَ مِنْ مُوسَى وَمِنْ جَمِيعِ الأَنْبِيَاءِ يُفَسِّرُ لَهُمَا الأُمُورَ الْمُخْتَصَّةَ بِهِ فِي جَمِيعِ الْكُتُبِ.</w:t>
+      </w:r>
+      <w:r>
+        <w:rPr>
+          <w:rFonts w:hint="cs"/>
+          <w:sz w:val="56"/>
+          <w:szCs w:val="56"/>
+          <w:rtl/>
+          <w:lang w:bidi="ar-EG"/>
+        </w:rPr>
+        <w:t>" (لوقا 24: 27). "</w:t>
+      </w:r>
+      <w:r>
+        <w:rPr>
+          <w:sz w:val="56"/>
+          <w:szCs w:val="56"/>
+          <w:rtl/>
+          <w:lang w:bidi="ar-EG"/>
+        </w:rPr>
+        <w:t xml:space="preserve"> وَفِيمَا هُمْ يَتَكَلَّمُونَ بِهذَا وَقَفَ يَسُوعُ نَفْسُهُ فِي وَسْطِهِمْ، وَقَالَ </w:t>
+      </w:r>
+      <w:proofErr w:type="spellStart"/>
+      <w:proofErr w:type="gramStart"/>
+      <w:r>
+        <w:rPr>
+          <w:sz w:val="56"/>
+          <w:szCs w:val="56"/>
+          <w:rtl/>
+          <w:lang w:bidi="ar-EG"/>
+        </w:rPr>
+        <w:t>لَهُمْ:«</w:t>
+      </w:r>
+      <w:proofErr w:type="gramEnd"/>
+      <w:r>
+        <w:rPr>
+          <w:sz w:val="56"/>
+          <w:szCs w:val="56"/>
+          <w:rtl/>
+          <w:lang w:bidi="ar-EG"/>
+        </w:rPr>
+        <w:t>سَلاَمٌ</w:t>
+      </w:r>
+      <w:proofErr w:type="spellEnd"/>
+      <w:r>
+        <w:rPr>
+          <w:sz w:val="56"/>
+          <w:szCs w:val="56"/>
+          <w:rtl/>
+          <w:lang w:bidi="ar-EG"/>
+        </w:rPr>
+        <w:t xml:space="preserve"> لَكُمْ!»</w:t>
+      </w:r>
+      <w:r>
+        <w:rPr>
+          <w:rFonts w:hint="cs"/>
+          <w:sz w:val="56"/>
+          <w:szCs w:val="56"/>
+          <w:rtl/>
+          <w:lang w:bidi="ar-EG"/>
+        </w:rPr>
+        <w:t>" (لوقا 24: 36). "</w:t>
+      </w:r>
+      <w:r>
+        <w:rPr>
+          <w:sz w:val="56"/>
+          <w:szCs w:val="56"/>
+          <w:rtl/>
+          <w:lang w:bidi="ar-EG"/>
+        </w:rPr>
+        <w:t xml:space="preserve"> اُنْظُرُوا يَدَيَّ وَرِجْلَيَّ: إِنِّي أَنَا هُوَ!</w:t>
+      </w:r>
+      <w:r>
+        <w:rPr>
+          <w:rFonts w:hint="cs"/>
+          <w:sz w:val="56"/>
+          <w:szCs w:val="56"/>
+          <w:rtl/>
+          <w:lang w:bidi="ar-EG"/>
+        </w:rPr>
+        <w:t>" (لوقا 24: 39). أفلا يحق لنا أن نختبر أيضًا بأن الرب قريب منا بصورة خاصة عندما يكون لدينا قلبًا منكسرًا (مزمور 34: 19)؟</w:t>
+      </w:r>
+    </w:p>
+    <w:p>
+      <w:pPr>
+        <w:jc w:val="both"/>
+        <w:rPr>
+          <w:b/>
+          <w:bCs/>
+          <w:color w:val="2E74B5" w:themeColor="accent5" w:themeShade="BF"/>
+          <w:sz w:val="56"/>
+          <w:szCs w:val="56"/>
+          <w:rtl/>
+          <w:lang w:bidi="ar-EG"/>
+        </w:rPr>
+      </w:pPr>
+    </w:p>
+    <w:p>
+      <w:pPr>
+        <w:jc w:val="both"/>
+        <w:rPr>
+          <w:b/>
+          <w:bCs/>
+          <w:color w:val="2E74B5" w:themeColor="accent5" w:themeShade="BF"/>
+          <w:sz w:val="56"/>
+          <w:szCs w:val="56"/>
+          <w:rtl/>
+          <w:lang w:bidi="ar-EG"/>
+        </w:rPr>
+      </w:pPr>
+    </w:p>
+    <w:p>
+      <w:pPr>
+        <w:jc w:val="both"/>
+        <w:rPr>
+          <w:b/>
+          <w:bCs/>
+          <w:color w:val="2E74B5" w:themeColor="accent5" w:themeShade="BF"/>
+          <w:sz w:val="56"/>
+          <w:szCs w:val="56"/>
+          <w:rtl/>
+          <w:lang w:bidi="ar-EG"/>
+        </w:rPr>
+      </w:pPr>
+    </w:p>
+    <w:p>
+      <w:pPr>
+        <w:jc w:val="both"/>
+        <w:rPr>
+          <w:b/>
+          <w:bCs/>
+          <w:color w:val="2E74B5" w:themeColor="accent5" w:themeShade="BF"/>
+          <w:sz w:val="56"/>
+          <w:szCs w:val="56"/>
+          <w:rtl/>
+          <w:lang w:bidi="ar-EG"/>
+        </w:rPr>
+      </w:pPr>
+      <w:r>
+        <w:rPr>
+          <w:rFonts w:hint="cs"/>
+          <w:b/>
+          <w:bCs/>
+          <w:color w:val="2E74B5" w:themeColor="accent5" w:themeShade="BF"/>
+          <w:sz w:val="56"/>
+          <w:szCs w:val="56"/>
+          <w:rtl/>
+          <w:lang w:bidi="ar-EG"/>
+        </w:rPr>
+        <w:lastRenderedPageBreak/>
+        <w:t>الاستيقاظ!</w:t>
+      </w:r>
+    </w:p>
+    <w:p>
+      <w:pPr>
+        <w:jc w:val="both"/>
+        <w:rPr>
+          <w:sz w:val="56"/>
+          <w:szCs w:val="56"/>
+          <w:rtl/>
+          <w:lang w:bidi="ar-EG"/>
+        </w:rPr>
+      </w:pPr>
+      <w:r>
+        <w:rPr>
+          <w:rFonts w:hint="cs"/>
+          <w:sz w:val="56"/>
+          <w:szCs w:val="56"/>
+          <w:rtl/>
+          <w:lang w:bidi="ar-EG"/>
+        </w:rPr>
+        <w:t xml:space="preserve">ملاك الرب يشجع إيليا بأن يستيقظ ويأكل (1. ملوك 19: 5). لكن يبدو أن النبي أكل وهو جالس واضطجع من بعد تناول طعامه </w:t>
+      </w:r>
+      <w:r>
+        <w:rPr>
+          <w:sz w:val="56"/>
+          <w:szCs w:val="56"/>
+          <w:rtl/>
+          <w:lang w:bidi="ar-EG"/>
+        </w:rPr>
+        <w:t>–</w:t>
+      </w:r>
+      <w:r>
+        <w:rPr>
+          <w:rFonts w:hint="cs"/>
+          <w:sz w:val="56"/>
+          <w:szCs w:val="56"/>
+          <w:rtl/>
+          <w:lang w:bidi="ar-EG"/>
+        </w:rPr>
+        <w:t xml:space="preserve"> لقد كان لا يزال محبطًا </w:t>
+      </w:r>
+      <w:r>
+        <w:rPr>
+          <w:sz w:val="56"/>
+          <w:szCs w:val="56"/>
+          <w:rtl/>
+          <w:lang w:bidi="ar-EG"/>
+        </w:rPr>
+        <w:t>–</w:t>
+      </w:r>
+      <w:r>
+        <w:rPr>
+          <w:rFonts w:hint="cs"/>
+          <w:sz w:val="56"/>
+          <w:szCs w:val="56"/>
+          <w:rtl/>
+          <w:lang w:bidi="ar-EG"/>
+        </w:rPr>
+        <w:t xml:space="preserve"> من جديد. </w:t>
+      </w:r>
+      <w:r>
+        <w:rPr>
+          <w:rFonts w:hint="cs"/>
+          <w:sz w:val="56"/>
+          <w:szCs w:val="56"/>
+          <w:rtl/>
+          <w:lang w:bidi="ar-EG"/>
+        </w:rPr>
+        <w:t xml:space="preserve">وأيقظه ملاك الرب مرة ثانية بحرص وطلب منه ثانية، بأن يقوم ويتناول طعامًا ضروريًا لصحته (1. ملوك 19: 7). إنه من الملفت بأن إيليا لم يُلَم على حالته العقلية. ولكن ملاك الرب تكلم عن طريق طويل </w:t>
+      </w:r>
+      <w:r>
+        <w:rPr>
+          <w:sz w:val="56"/>
+          <w:szCs w:val="56"/>
+          <w:rtl/>
+          <w:lang w:bidi="ar-EG"/>
+        </w:rPr>
+        <w:t>–</w:t>
+      </w:r>
+      <w:r>
+        <w:rPr>
+          <w:rFonts w:hint="cs"/>
+          <w:sz w:val="56"/>
+          <w:szCs w:val="56"/>
+          <w:rtl/>
+          <w:lang w:bidi="ar-EG"/>
+        </w:rPr>
+        <w:t xml:space="preserve"> وبالتالي انتزعه من تفكيره المتباطئ.</w:t>
+      </w:r>
+    </w:p>
+    <w:p>
+      <w:pPr>
+        <w:jc w:val="both"/>
+        <w:rPr>
+          <w:sz w:val="56"/>
+          <w:szCs w:val="56"/>
+          <w:rtl/>
+          <w:lang w:bidi="ar-EG"/>
+        </w:rPr>
+      </w:pPr>
+      <w:r>
+        <w:rPr>
+          <w:rFonts w:hint="cs"/>
+          <w:sz w:val="56"/>
+          <w:szCs w:val="56"/>
+          <w:rtl/>
+          <w:lang w:bidi="ar-EG"/>
+        </w:rPr>
+        <w:t>حينما استيقظ إيليا قام وأكل، قطع مشيًا على أقدامه أكثر من 3000 كيلومترًا، إلى أن وصل حوريب، حيث أعطاه الله درسًا فريدًا في نعمته وحيث فُتحت له عيناه لمَا عمله الله في الخفاء. هناك يحصل إيليا، والذي لم يعد متعبًا (1. ملوك 19: 10) على مأمورية ثانية من الله، مما يُري بأن نفسيته استعادت نشاطها.</w:t>
+      </w:r>
+    </w:p>
+    <w:p>
+      <w:pPr>
+        <w:jc w:val="both"/>
+        <w:rPr>
+          <w:b/>
+          <w:bCs/>
+          <w:color w:val="2E74B5" w:themeColor="accent5" w:themeShade="BF"/>
+          <w:sz w:val="56"/>
+          <w:szCs w:val="56"/>
+          <w:rtl/>
+          <w:lang w:bidi="ar-EG"/>
+        </w:rPr>
+      </w:pPr>
+      <w:r>
+        <w:rPr>
+          <w:rFonts w:hint="cs"/>
+          <w:b/>
+          <w:bCs/>
+          <w:color w:val="2E74B5" w:themeColor="accent5" w:themeShade="BF"/>
+          <w:sz w:val="56"/>
+          <w:szCs w:val="56"/>
+          <w:rtl/>
+          <w:lang w:bidi="ar-EG"/>
+        </w:rPr>
+        <w:t>ما الذي يشجع؟</w:t>
+      </w:r>
+    </w:p>
+    <w:p>
+      <w:pPr>
+        <w:jc w:val="both"/>
+        <w:rPr>
+          <w:sz w:val="56"/>
+          <w:szCs w:val="56"/>
+          <w:rtl/>
+          <w:lang w:bidi="ar-EG"/>
+        </w:rPr>
+      </w:pPr>
+      <w:r>
+        <w:rPr>
+          <w:sz w:val="56"/>
+          <w:szCs w:val="56"/>
+          <w:rtl/>
+          <w:lang w:bidi="ar-EG"/>
+        </w:rPr>
+        <w:t>بينما نستعرض كيف وجد إيليا الشجاعة، هذه بعض النصائح لأي شخص مصاب بالاكتئاب:</w:t>
+      </w:r>
+    </w:p>
+    <w:p>
+      <w:pPr>
+        <w:jc w:val="both"/>
+        <w:rPr>
+          <w:sz w:val="56"/>
+          <w:szCs w:val="56"/>
+          <w:rtl/>
+          <w:lang w:bidi="ar-EG"/>
+        </w:rPr>
+      </w:pPr>
+      <w:r>
+        <w:rPr>
+          <w:rFonts w:hint="cs"/>
+          <w:sz w:val="56"/>
+          <w:szCs w:val="56"/>
+          <w:rtl/>
+          <w:lang w:bidi="ar-EG"/>
+        </w:rPr>
+        <w:t>* اسعى وراء راحة جسدك ونفسيتك!</w:t>
+      </w:r>
+    </w:p>
+    <w:p>
+      <w:pPr>
+        <w:jc w:val="both"/>
+        <w:rPr>
+          <w:sz w:val="56"/>
+          <w:szCs w:val="56"/>
+          <w:rtl/>
+          <w:lang w:bidi="ar-EG"/>
+        </w:rPr>
+      </w:pPr>
+      <w:r>
+        <w:rPr>
+          <w:rFonts w:hint="cs"/>
+          <w:sz w:val="56"/>
+          <w:szCs w:val="56"/>
+          <w:rtl/>
+          <w:lang w:bidi="ar-EG"/>
+        </w:rPr>
+        <w:t>* أطعِم نفسك وتقوّى بكلمة الله!</w:t>
+      </w:r>
+    </w:p>
+    <w:p>
+      <w:pPr>
+        <w:jc w:val="both"/>
+        <w:rPr>
+          <w:sz w:val="56"/>
+          <w:szCs w:val="56"/>
+          <w:rtl/>
+          <w:lang w:bidi="ar-EG"/>
+        </w:rPr>
+      </w:pPr>
+      <w:r>
+        <w:rPr>
+          <w:rFonts w:hint="cs"/>
+          <w:sz w:val="56"/>
+          <w:szCs w:val="56"/>
+          <w:rtl/>
+          <w:lang w:bidi="ar-EG"/>
+        </w:rPr>
+        <w:lastRenderedPageBreak/>
+        <w:t>* اختبر الشركة مع ربّك الصالح!</w:t>
+      </w:r>
+    </w:p>
+    <w:p>
+      <w:pPr>
+        <w:jc w:val="both"/>
+        <w:rPr>
+          <w:sz w:val="56"/>
+          <w:szCs w:val="56"/>
+          <w:rtl/>
+          <w:lang w:bidi="ar-EG"/>
+        </w:rPr>
+      </w:pPr>
+      <w:r>
+        <w:rPr>
+          <w:rFonts w:hint="cs"/>
+          <w:sz w:val="56"/>
+          <w:szCs w:val="56"/>
+          <w:rtl/>
+          <w:lang w:bidi="ar-EG"/>
+        </w:rPr>
+        <w:t>* قُم، أطلب تعليم الرب وتولّى مهامّك!</w:t>
+      </w:r>
+    </w:p>
+    <w:p>
+      <w:pPr>
+        <w:jc w:val="both"/>
+        <w:rPr>
+          <w:sz w:val="56"/>
+          <w:szCs w:val="56"/>
+          <w:rtl/>
+          <w:lang w:bidi="ar-EG"/>
+        </w:rPr>
+      </w:pPr>
     </w:p>
     <w:sectPr>
       <w:pgSz w:w="11906" w:h="16838"/>
-      <w:pgMar w:top="1440" w:right="1440" w:bottom="1440" w:left="1440" w:header="708" w:footer="708" w:gutter="0"/>
+      <w:pgMar w:top="720" w:right="720" w:bottom="720" w:left="720" w:header="708" w:footer="708" w:gutter="0"/>
       <w:cols w:space="708"/>
-      <w:docGrid w:linePitch="360"/>
+      <w:bidi/>
+      <w:rtlGutter/>
+      <w:docGrid w:linePitch="381"/>
     </w:sectPr>
   </w:body>
 </w:document>
 </file>
 
 <file path=word/styles.xml><?xml version="1.0" encoding="utf-8"?>
-<w:styles xmlns:mc="http://schemas.openxmlformats.org/markup-compatibility/2006" xmlns:r="http://schemas.openxmlformats.org/officeDocument/2006/relationships" xmlns:w="http://schemas.openxmlformats.org/wordprocessingml/2006/main" xmlns:w14="http://schemas.microsoft.com/office/word/2010/wordml" xmlns:w15="http://schemas.microsoft.com/office/word/2012/wordml" xmlns:w16cex="http://schemas.microsoft.com/office/word/2018/wordml/cex" xmlns:w16cid="http://schemas.microsoft.com/office/word/2016/wordml/cid" xmlns:w16="http://schemas.microsoft.com/office/word/2018/wordml" xmlns:w16sdtdh="http://schemas.microsoft.com/office/word/2020/wordml/sdtdatahash" xmlns:w16se="http://schemas.microsoft.com/office/word/2015/wordml/symex" mc:Ignorable="w14 w15 w16se w16cid w16 w16cex w16sdtdh">
+<w:styles xmlns:mc="http://schemas.openxmlformats.org/markup-compatibility/2006" xmlns:r="http://schemas.openxmlformats.org/officeDocument/2006/relationships" xmlns:w="http://schemas.openxmlformats.org/wordprocessingml/2006/main" xmlns:w14="http://schemas.microsoft.com/office/word/2010/wordml" xmlns:w15="http://schemas.microsoft.com/office/word/2012/wordml" xmlns:w16cex="http://schemas.microsoft.com/office/word/2018/wordml/cex" xmlns:w16cid="http://schemas.microsoft.com/office/word/2016/wordml/cid" xmlns:w16="http://schemas.microsoft.com/office/word/2018/wordml" xmlns:w16se="http://schemas.microsoft.com/office/word/2015/wordml/symex" mc:Ignorable="w14 w15 w16se w16cid w16 w16cex">
   <w:docDefaults>
     <w:rPrDefault>
       <w:rPr>
@@ -795,10 +2827,9 @@
   <w:style w:type="paragraph" w:default="1" w:styleId="Normal">
     <w:name w:val="Normal"/>
     <w:qFormat/>
-    <w:rPr>
-      <w:noProof/>
-      <w:lang w:bidi="ar-EG"/>
-    </w:rPr>
+    <w:pPr>
+      <w:bidi/>
+    </w:pPr>
   </w:style>
   <w:style w:type="character" w:default="1" w:styleId="DefaultParagraphFont">
     <w:name w:val="Default Paragraph Font"/>
@@ -832,7 +2863,7 @@
     <w:basedOn w:val="DefaultParagraphFont"/>
     <w:uiPriority w:val="99"/>
     <w:unhideWhenUsed/>
-    <w:rsid w:val="00462125"/>
+    <w:rsid w:val="00A85A24"/>
     <w:rPr>
       <w:color w:val="0563C1" w:themeColor="hyperlink"/>
       <w:u w:val="single"/>
@@ -844,7 +2875,7 @@
     <w:uiPriority w:val="99"/>
     <w:semiHidden/>
     <w:unhideWhenUsed/>
-    <w:rsid w:val="00462125"/>
+    <w:rsid w:val="00A85A24"/>
     <w:rPr>
       <w:color w:val="605E5C"/>
       <w:shd w:val="clear" w:color="auto" w:fill="E1DFDD"/>
@@ -856,7 +2887,7 @@
     <w:uiPriority w:val="99"/>
     <w:semiHidden/>
     <w:unhideWhenUsed/>
-    <w:rsid w:val="006355B9"/>
+    <w:rsid w:val="00B45F3B"/>
     <w:rPr>
       <w:color w:val="954F72" w:themeColor="followedHyperlink"/>
       <w:u w:val="single"/>
@@ -866,7 +2897,7 @@
 </file>
 
 <file path=word/theme/theme1.xml><?xml version="1.0" encoding="utf-8"?>
-<a:theme xmlns:a="http://schemas.openxmlformats.org/drawingml/2006/main" name="ערכת נושא Office">
+<a:theme xmlns:a="http://schemas.openxmlformats.org/drawingml/2006/main" name="Office Theme">
   <a:themeElements>
     <a:clrScheme name="Office">
       <a:dk1>
